--- a/ImprovedCDS/CDS_FINAL/CDS_OVR_Comparative_Analysis_Report.docx
+++ b/ImprovedCDS/CDS_FINAL/CDS_OVR_Comparative_Analysis_Report.docx
@@ -137,12 +137,6 @@
         <w:gridCol w:w="1560"/>
       </w:tblGrid>
       <w:tr>
-        <w:tblPrEx>
-          <w:tblCellMar>
-            <w:top w:w="0" w:type="dxa"/>
-            <w:bottom w:w="0" w:type="dxa"/>
-          </w:tblCellMar>
-        </w:tblPrEx>
         <w:trPr>
           <w:tblHeader/>
         </w:trPr>
@@ -244,12 +238,6 @@
         </w:tc>
       </w:tr>
       <w:tr>
-        <w:tblPrEx>
-          <w:tblCellMar>
-            <w:top w:w="0" w:type="dxa"/>
-            <w:bottom w:w="0" w:type="dxa"/>
-          </w:tblCellMar>
-        </w:tblPrEx>
         <w:tc>
           <w:tcPr>
             <w:tcW w:w="1560" w:type="dxa"/>
@@ -336,12 +324,6 @@
         </w:tc>
       </w:tr>
       <w:tr>
-        <w:tblPrEx>
-          <w:tblCellMar>
-            <w:top w:w="0" w:type="dxa"/>
-            <w:bottom w:w="0" w:type="dxa"/>
-          </w:tblCellMar>
-        </w:tblPrEx>
         <w:tc>
           <w:tcPr>
             <w:tcW w:w="1560" w:type="dxa"/>
@@ -436,12 +418,6 @@
         </w:tc>
       </w:tr>
       <w:tr>
-        <w:tblPrEx>
-          <w:tblCellMar>
-            <w:top w:w="0" w:type="dxa"/>
-            <w:bottom w:w="0" w:type="dxa"/>
-          </w:tblCellMar>
-        </w:tblPrEx>
         <w:tc>
           <w:tcPr>
             <w:tcW w:w="1560" w:type="dxa"/>
@@ -536,12 +512,6 @@
         </w:tc>
       </w:tr>
       <w:tr>
-        <w:tblPrEx>
-          <w:tblCellMar>
-            <w:top w:w="0" w:type="dxa"/>
-            <w:bottom w:w="0" w:type="dxa"/>
-          </w:tblCellMar>
-        </w:tblPrEx>
         <w:tc>
           <w:tcPr>
             <w:tcW w:w="1560" w:type="dxa"/>
@@ -636,12 +606,6 @@
         </w:tc>
       </w:tr>
       <w:tr>
-        <w:tblPrEx>
-          <w:tblCellMar>
-            <w:top w:w="0" w:type="dxa"/>
-            <w:bottom w:w="0" w:type="dxa"/>
-          </w:tblCellMar>
-        </w:tblPrEx>
         <w:tc>
           <w:tcPr>
             <w:tcW w:w="1560" w:type="dxa"/>
@@ -736,12 +700,6 @@
         </w:tc>
       </w:tr>
       <w:tr>
-        <w:tblPrEx>
-          <w:tblCellMar>
-            <w:top w:w="0" w:type="dxa"/>
-            <w:bottom w:w="0" w:type="dxa"/>
-          </w:tblCellMar>
-        </w:tblPrEx>
         <w:tc>
           <w:tcPr>
             <w:tcW w:w="1560" w:type="dxa"/>
@@ -828,12 +786,6 @@
         </w:tc>
       </w:tr>
       <w:tr>
-        <w:tblPrEx>
-          <w:tblCellMar>
-            <w:top w:w="0" w:type="dxa"/>
-            <w:bottom w:w="0" w:type="dxa"/>
-          </w:tblCellMar>
-        </w:tblPrEx>
         <w:tc>
           <w:tcPr>
             <w:tcW w:w="1560" w:type="dxa"/>
@@ -920,12 +872,6 @@
         </w:tc>
       </w:tr>
       <w:tr>
-        <w:tblPrEx>
-          <w:tblCellMar>
-            <w:top w:w="0" w:type="dxa"/>
-            <w:bottom w:w="0" w:type="dxa"/>
-          </w:tblCellMar>
-        </w:tblPrEx>
         <w:tc>
           <w:tcPr>
             <w:tcW w:w="1560" w:type="dxa"/>
@@ -1012,12 +958,6 @@
         </w:tc>
       </w:tr>
       <w:tr>
-        <w:tblPrEx>
-          <w:tblCellMar>
-            <w:top w:w="0" w:type="dxa"/>
-            <w:bottom w:w="0" w:type="dxa"/>
-          </w:tblCellMar>
-        </w:tblPrEx>
         <w:tc>
           <w:tcPr>
             <w:tcW w:w="1560" w:type="dxa"/>
@@ -1104,12 +1044,6 @@
         </w:tc>
       </w:tr>
       <w:tr>
-        <w:tblPrEx>
-          <w:tblCellMar>
-            <w:top w:w="0" w:type="dxa"/>
-            <w:bottom w:w="0" w:type="dxa"/>
-          </w:tblCellMar>
-        </w:tblPrEx>
         <w:tc>
           <w:tcPr>
             <w:tcW w:w="1560" w:type="dxa"/>
@@ -1196,12 +1130,6 @@
         </w:tc>
       </w:tr>
       <w:tr>
-        <w:tblPrEx>
-          <w:tblCellMar>
-            <w:top w:w="0" w:type="dxa"/>
-            <w:bottom w:w="0" w:type="dxa"/>
-          </w:tblCellMar>
-        </w:tblPrEx>
         <w:tc>
           <w:tcPr>
             <w:tcW w:w="1560" w:type="dxa"/>
@@ -1288,12 +1216,6 @@
         </w:tc>
       </w:tr>
       <w:tr>
-        <w:tblPrEx>
-          <w:tblCellMar>
-            <w:top w:w="0" w:type="dxa"/>
-            <w:bottom w:w="0" w:type="dxa"/>
-          </w:tblCellMar>
-        </w:tblPrEx>
         <w:tc>
           <w:tcPr>
             <w:tcW w:w="1560" w:type="dxa"/>
@@ -1455,12 +1377,6 @@
         <w:gridCol w:w="1170"/>
       </w:tblGrid>
       <w:tr>
-        <w:tblPrEx>
-          <w:tblCellMar>
-            <w:top w:w="0" w:type="dxa"/>
-            <w:bottom w:w="0" w:type="dxa"/>
-          </w:tblCellMar>
-        </w:tblPrEx>
         <w:trPr>
           <w:tblHeader/>
         </w:trPr>
@@ -1594,12 +1510,6 @@
         </w:tc>
       </w:tr>
       <w:tr>
-        <w:tblPrEx>
-          <w:tblCellMar>
-            <w:top w:w="0" w:type="dxa"/>
-            <w:bottom w:w="0" w:type="dxa"/>
-          </w:tblCellMar>
-        </w:tblPrEx>
         <w:tc>
           <w:tcPr>
             <w:tcW w:w="1170" w:type="dxa"/>
@@ -1714,12 +1624,6 @@
         </w:tc>
       </w:tr>
       <w:tr>
-        <w:tblPrEx>
-          <w:tblCellMar>
-            <w:top w:w="0" w:type="dxa"/>
-            <w:bottom w:w="0" w:type="dxa"/>
-          </w:tblCellMar>
-        </w:tblPrEx>
         <w:tc>
           <w:tcPr>
             <w:tcW w:w="1170" w:type="dxa"/>
@@ -1834,12 +1738,6 @@
         </w:tc>
       </w:tr>
       <w:tr>
-        <w:tblPrEx>
-          <w:tblCellMar>
-            <w:top w:w="0" w:type="dxa"/>
-            <w:bottom w:w="0" w:type="dxa"/>
-          </w:tblCellMar>
-        </w:tblPrEx>
         <w:tc>
           <w:tcPr>
             <w:tcW w:w="1170" w:type="dxa"/>
@@ -1954,12 +1852,6 @@
         </w:tc>
       </w:tr>
       <w:tr>
-        <w:tblPrEx>
-          <w:tblCellMar>
-            <w:top w:w="0" w:type="dxa"/>
-            <w:bottom w:w="0" w:type="dxa"/>
-          </w:tblCellMar>
-        </w:tblPrEx>
         <w:tc>
           <w:tcPr>
             <w:tcW w:w="1170" w:type="dxa"/>
@@ -2074,12 +1966,6 @@
         </w:tc>
       </w:tr>
       <w:tr>
-        <w:tblPrEx>
-          <w:tblCellMar>
-            <w:top w:w="0" w:type="dxa"/>
-            <w:bottom w:w="0" w:type="dxa"/>
-          </w:tblCellMar>
-        </w:tblPrEx>
         <w:tc>
           <w:tcPr>
             <w:tcW w:w="1170" w:type="dxa"/>
@@ -2194,12 +2080,6 @@
         </w:tc>
       </w:tr>
       <w:tr>
-        <w:tblPrEx>
-          <w:tblCellMar>
-            <w:top w:w="0" w:type="dxa"/>
-            <w:bottom w:w="0" w:type="dxa"/>
-          </w:tblCellMar>
-        </w:tblPrEx>
         <w:tc>
           <w:tcPr>
             <w:tcW w:w="1170" w:type="dxa"/>
@@ -2314,12 +2194,6 @@
         </w:tc>
       </w:tr>
       <w:tr>
-        <w:tblPrEx>
-          <w:tblCellMar>
-            <w:top w:w="0" w:type="dxa"/>
-            <w:bottom w:w="0" w:type="dxa"/>
-          </w:tblCellMar>
-        </w:tblPrEx>
         <w:tc>
           <w:tcPr>
             <w:tcW w:w="1170" w:type="dxa"/>
@@ -2434,12 +2308,6 @@
         </w:tc>
       </w:tr>
       <w:tr>
-        <w:tblPrEx>
-          <w:tblCellMar>
-            <w:top w:w="0" w:type="dxa"/>
-            <w:bottom w:w="0" w:type="dxa"/>
-          </w:tblCellMar>
-        </w:tblPrEx>
         <w:tc>
           <w:tcPr>
             <w:tcW w:w="1170" w:type="dxa"/>
@@ -2554,12 +2422,6 @@
         </w:tc>
       </w:tr>
       <w:tr>
-        <w:tblPrEx>
-          <w:tblCellMar>
-            <w:top w:w="0" w:type="dxa"/>
-            <w:bottom w:w="0" w:type="dxa"/>
-          </w:tblCellMar>
-        </w:tblPrEx>
         <w:tc>
           <w:tcPr>
             <w:tcW w:w="1170" w:type="dxa"/>
@@ -2812,12 +2674,6 @@
         <w:gridCol w:w="1560"/>
       </w:tblGrid>
       <w:tr>
-        <w:tblPrEx>
-          <w:tblCellMar>
-            <w:top w:w="0" w:type="dxa"/>
-            <w:bottom w:w="0" w:type="dxa"/>
-          </w:tblCellMar>
-        </w:tblPrEx>
         <w:trPr>
           <w:tblHeader/>
         </w:trPr>
@@ -2919,12 +2775,6 @@
         </w:tc>
       </w:tr>
       <w:tr>
-        <w:tblPrEx>
-          <w:tblCellMar>
-            <w:top w:w="0" w:type="dxa"/>
-            <w:bottom w:w="0" w:type="dxa"/>
-          </w:tblCellMar>
-        </w:tblPrEx>
         <w:tc>
           <w:tcPr>
             <w:tcW w:w="1560" w:type="dxa"/>
@@ -3011,12 +2861,6 @@
         </w:tc>
       </w:tr>
       <w:tr>
-        <w:tblPrEx>
-          <w:tblCellMar>
-            <w:top w:w="0" w:type="dxa"/>
-            <w:bottom w:w="0" w:type="dxa"/>
-          </w:tblCellMar>
-        </w:tblPrEx>
         <w:tc>
           <w:tcPr>
             <w:tcW w:w="1560" w:type="dxa"/>
@@ -3103,12 +2947,6 @@
         </w:tc>
       </w:tr>
       <w:tr>
-        <w:tblPrEx>
-          <w:tblCellMar>
-            <w:top w:w="0" w:type="dxa"/>
-            <w:bottom w:w="0" w:type="dxa"/>
-          </w:tblCellMar>
-        </w:tblPrEx>
         <w:tc>
           <w:tcPr>
             <w:tcW w:w="1560" w:type="dxa"/>
@@ -3195,12 +3033,6 @@
         </w:tc>
       </w:tr>
       <w:tr>
-        <w:tblPrEx>
-          <w:tblCellMar>
-            <w:top w:w="0" w:type="dxa"/>
-            <w:bottom w:w="0" w:type="dxa"/>
-          </w:tblCellMar>
-        </w:tblPrEx>
         <w:tc>
           <w:tcPr>
             <w:tcW w:w="1560" w:type="dxa"/>
@@ -3287,12 +3119,6 @@
         </w:tc>
       </w:tr>
       <w:tr>
-        <w:tblPrEx>
-          <w:tblCellMar>
-            <w:top w:w="0" w:type="dxa"/>
-            <w:bottom w:w="0" w:type="dxa"/>
-          </w:tblCellMar>
-        </w:tblPrEx>
         <w:tc>
           <w:tcPr>
             <w:tcW w:w="1560" w:type="dxa"/>
@@ -3379,12 +3205,6 @@
         </w:tc>
       </w:tr>
       <w:tr>
-        <w:tblPrEx>
-          <w:tblCellMar>
-            <w:top w:w="0" w:type="dxa"/>
-            <w:bottom w:w="0" w:type="dxa"/>
-          </w:tblCellMar>
-        </w:tblPrEx>
         <w:tc>
           <w:tcPr>
             <w:tcW w:w="1560" w:type="dxa"/>
@@ -3471,12 +3291,6 @@
         </w:tc>
       </w:tr>
       <w:tr>
-        <w:tblPrEx>
-          <w:tblCellMar>
-            <w:top w:w="0" w:type="dxa"/>
-            <w:bottom w:w="0" w:type="dxa"/>
-          </w:tblCellMar>
-        </w:tblPrEx>
         <w:tc>
           <w:tcPr>
             <w:tcW w:w="1560" w:type="dxa"/>
@@ -3563,12 +3377,6 @@
         </w:tc>
       </w:tr>
       <w:tr>
-        <w:tblPrEx>
-          <w:tblCellMar>
-            <w:top w:w="0" w:type="dxa"/>
-            <w:bottom w:w="0" w:type="dxa"/>
-          </w:tblCellMar>
-        </w:tblPrEx>
         <w:tc>
           <w:tcPr>
             <w:tcW w:w="1560" w:type="dxa"/>
@@ -3655,12 +3463,6 @@
         </w:tc>
       </w:tr>
       <w:tr>
-        <w:tblPrEx>
-          <w:tblCellMar>
-            <w:top w:w="0" w:type="dxa"/>
-            <w:bottom w:w="0" w:type="dxa"/>
-          </w:tblCellMar>
-        </w:tblPrEx>
         <w:tc>
           <w:tcPr>
             <w:tcW w:w="1560" w:type="dxa"/>
@@ -4648,12 +4450,6 @@
         <w:gridCol w:w="3120"/>
       </w:tblGrid>
       <w:tr>
-        <w:tblPrEx>
-          <w:tblCellMar>
-            <w:top w:w="0" w:type="dxa"/>
-            <w:bottom w:w="0" w:type="dxa"/>
-          </w:tblCellMar>
-        </w:tblPrEx>
         <w:trPr>
           <w:tblHeader/>
         </w:trPr>
@@ -4707,12 +4503,6 @@
         </w:tc>
       </w:tr>
       <w:tr>
-        <w:tblPrEx>
-          <w:tblCellMar>
-            <w:top w:w="0" w:type="dxa"/>
-            <w:bottom w:w="0" w:type="dxa"/>
-          </w:tblCellMar>
-        </w:tblPrEx>
         <w:tc>
           <w:tcPr>
             <w:tcW w:w="3120" w:type="dxa"/>
@@ -4757,12 +4547,6 @@
         </w:tc>
       </w:tr>
       <w:tr>
-        <w:tblPrEx>
-          <w:tblCellMar>
-            <w:top w:w="0" w:type="dxa"/>
-            <w:bottom w:w="0" w:type="dxa"/>
-          </w:tblCellMar>
-        </w:tblPrEx>
         <w:tc>
           <w:tcPr>
             <w:tcW w:w="3120" w:type="dxa"/>
@@ -4807,12 +4591,6 @@
         </w:tc>
       </w:tr>
       <w:tr>
-        <w:tblPrEx>
-          <w:tblCellMar>
-            <w:top w:w="0" w:type="dxa"/>
-            <w:bottom w:w="0" w:type="dxa"/>
-          </w:tblCellMar>
-        </w:tblPrEx>
         <w:tc>
           <w:tcPr>
             <w:tcW w:w="3120" w:type="dxa"/>
@@ -4857,12 +4635,6 @@
         </w:tc>
       </w:tr>
       <w:tr>
-        <w:tblPrEx>
-          <w:tblCellMar>
-            <w:top w:w="0" w:type="dxa"/>
-            <w:bottom w:w="0" w:type="dxa"/>
-          </w:tblCellMar>
-        </w:tblPrEx>
         <w:tc>
           <w:tcPr>
             <w:tcW w:w="3120" w:type="dxa"/>
@@ -4907,12 +4679,6 @@
         </w:tc>
       </w:tr>
       <w:tr>
-        <w:tblPrEx>
-          <w:tblCellMar>
-            <w:top w:w="0" w:type="dxa"/>
-            <w:bottom w:w="0" w:type="dxa"/>
-          </w:tblCellMar>
-        </w:tblPrEx>
         <w:tc>
           <w:tcPr>
             <w:tcW w:w="3120" w:type="dxa"/>
@@ -4957,12 +4723,6 @@
         </w:tc>
       </w:tr>
       <w:tr>
-        <w:tblPrEx>
-          <w:tblCellMar>
-            <w:top w:w="0" w:type="dxa"/>
-            <w:bottom w:w="0" w:type="dxa"/>
-          </w:tblCellMar>
-        </w:tblPrEx>
         <w:tc>
           <w:tcPr>
             <w:tcW w:w="3120" w:type="dxa"/>
@@ -5007,12 +4767,6 @@
         </w:tc>
       </w:tr>
       <w:tr>
-        <w:tblPrEx>
-          <w:tblCellMar>
-            <w:top w:w="0" w:type="dxa"/>
-            <w:bottom w:w="0" w:type="dxa"/>
-          </w:tblCellMar>
-        </w:tblPrEx>
         <w:tc>
           <w:tcPr>
             <w:tcW w:w="3120" w:type="dxa"/>
@@ -6627,12 +6381,6 @@
         <w:gridCol w:w="3120"/>
       </w:tblGrid>
       <w:tr>
-        <w:tblPrEx>
-          <w:tblCellMar>
-            <w:top w:w="0" w:type="dxa"/>
-            <w:bottom w:w="0" w:type="dxa"/>
-          </w:tblCellMar>
-        </w:tblPrEx>
         <w:trPr>
           <w:tblHeader/>
         </w:trPr>
@@ -6686,12 +6434,6 @@
         </w:tc>
       </w:tr>
       <w:tr>
-        <w:tblPrEx>
-          <w:tblCellMar>
-            <w:top w:w="0" w:type="dxa"/>
-            <w:bottom w:w="0" w:type="dxa"/>
-          </w:tblCellMar>
-        </w:tblPrEx>
         <w:tc>
           <w:tcPr>
             <w:tcW w:w="3120" w:type="dxa"/>
@@ -6736,12 +6478,6 @@
         </w:tc>
       </w:tr>
       <w:tr>
-        <w:tblPrEx>
-          <w:tblCellMar>
-            <w:top w:w="0" w:type="dxa"/>
-            <w:bottom w:w="0" w:type="dxa"/>
-          </w:tblCellMar>
-        </w:tblPrEx>
         <w:tc>
           <w:tcPr>
             <w:tcW w:w="3120" w:type="dxa"/>
@@ -6786,12 +6522,6 @@
         </w:tc>
       </w:tr>
       <w:tr>
-        <w:tblPrEx>
-          <w:tblCellMar>
-            <w:top w:w="0" w:type="dxa"/>
-            <w:bottom w:w="0" w:type="dxa"/>
-          </w:tblCellMar>
-        </w:tblPrEx>
         <w:tc>
           <w:tcPr>
             <w:tcW w:w="3120" w:type="dxa"/>
@@ -6836,12 +6566,6 @@
         </w:tc>
       </w:tr>
       <w:tr>
-        <w:tblPrEx>
-          <w:tblCellMar>
-            <w:top w:w="0" w:type="dxa"/>
-            <w:bottom w:w="0" w:type="dxa"/>
-          </w:tblCellMar>
-        </w:tblPrEx>
         <w:tc>
           <w:tcPr>
             <w:tcW w:w="3120" w:type="dxa"/>
@@ -8923,12 +8647,6 @@
         <w:gridCol w:w="1872"/>
       </w:tblGrid>
       <w:tr>
-        <w:tblPrEx>
-          <w:tblCellMar>
-            <w:top w:w="0" w:type="dxa"/>
-            <w:bottom w:w="0" w:type="dxa"/>
-          </w:tblCellMar>
-        </w:tblPrEx>
         <w:trPr>
           <w:tblHeader/>
         </w:trPr>
@@ -9014,12 +8732,6 @@
         </w:tc>
       </w:tr>
       <w:tr>
-        <w:tblPrEx>
-          <w:tblCellMar>
-            <w:top w:w="0" w:type="dxa"/>
-            <w:bottom w:w="0" w:type="dxa"/>
-          </w:tblCellMar>
-        </w:tblPrEx>
         <w:tc>
           <w:tcPr>
             <w:tcW w:w="1872" w:type="dxa"/>
@@ -9092,12 +8804,6 @@
         </w:tc>
       </w:tr>
       <w:tr>
-        <w:tblPrEx>
-          <w:tblCellMar>
-            <w:top w:w="0" w:type="dxa"/>
-            <w:bottom w:w="0" w:type="dxa"/>
-          </w:tblCellMar>
-        </w:tblPrEx>
         <w:tc>
           <w:tcPr>
             <w:tcW w:w="1872" w:type="dxa"/>
@@ -9170,12 +8876,6 @@
         </w:tc>
       </w:tr>
       <w:tr>
-        <w:tblPrEx>
-          <w:tblCellMar>
-            <w:top w:w="0" w:type="dxa"/>
-            <w:bottom w:w="0" w:type="dxa"/>
-          </w:tblCellMar>
-        </w:tblPrEx>
         <w:tc>
           <w:tcPr>
             <w:tcW w:w="1872" w:type="dxa"/>
@@ -9248,12 +8948,6 @@
         </w:tc>
       </w:tr>
       <w:tr>
-        <w:tblPrEx>
-          <w:tblCellMar>
-            <w:top w:w="0" w:type="dxa"/>
-            <w:bottom w:w="0" w:type="dxa"/>
-          </w:tblCellMar>
-        </w:tblPrEx>
         <w:tc>
           <w:tcPr>
             <w:tcW w:w="1872" w:type="dxa"/>
@@ -9398,12 +9092,6 @@
         <w:gridCol w:w="1872"/>
       </w:tblGrid>
       <w:tr>
-        <w:tblPrEx>
-          <w:tblCellMar>
-            <w:top w:w="0" w:type="dxa"/>
-            <w:bottom w:w="0" w:type="dxa"/>
-          </w:tblCellMar>
-        </w:tblPrEx>
         <w:trPr>
           <w:tblHeader/>
         </w:trPr>
@@ -9489,12 +9177,6 @@
         </w:tc>
       </w:tr>
       <w:tr>
-        <w:tblPrEx>
-          <w:tblCellMar>
-            <w:top w:w="0" w:type="dxa"/>
-            <w:bottom w:w="0" w:type="dxa"/>
-          </w:tblCellMar>
-        </w:tblPrEx>
         <w:tc>
           <w:tcPr>
             <w:tcW w:w="1872" w:type="dxa"/>
@@ -9567,12 +9249,6 @@
         </w:tc>
       </w:tr>
       <w:tr>
-        <w:tblPrEx>
-          <w:tblCellMar>
-            <w:top w:w="0" w:type="dxa"/>
-            <w:bottom w:w="0" w:type="dxa"/>
-          </w:tblCellMar>
-        </w:tblPrEx>
         <w:tc>
           <w:tcPr>
             <w:tcW w:w="1872" w:type="dxa"/>
@@ -9645,12 +9321,6 @@
         </w:tc>
       </w:tr>
       <w:tr>
-        <w:tblPrEx>
-          <w:tblCellMar>
-            <w:top w:w="0" w:type="dxa"/>
-            <w:bottom w:w="0" w:type="dxa"/>
-          </w:tblCellMar>
-        </w:tblPrEx>
         <w:tc>
           <w:tcPr>
             <w:tcW w:w="1872" w:type="dxa"/>
@@ -9723,12 +9393,6 @@
         </w:tc>
       </w:tr>
       <w:tr>
-        <w:tblPrEx>
-          <w:tblCellMar>
-            <w:top w:w="0" w:type="dxa"/>
-            <w:bottom w:w="0" w:type="dxa"/>
-          </w:tblCellMar>
-        </w:tblPrEx>
         <w:tc>
           <w:tcPr>
             <w:tcW w:w="1872" w:type="dxa"/>
@@ -9969,12 +9633,6 @@
         <w:gridCol w:w="3120"/>
       </w:tblGrid>
       <w:tr>
-        <w:tblPrEx>
-          <w:tblCellMar>
-            <w:top w:w="0" w:type="dxa"/>
-            <w:bottom w:w="0" w:type="dxa"/>
-          </w:tblCellMar>
-        </w:tblPrEx>
         <w:trPr>
           <w:tblHeader/>
         </w:trPr>
@@ -10029,12 +9687,6 @@
         </w:tc>
       </w:tr>
       <w:tr>
-        <w:tblPrEx>
-          <w:tblCellMar>
-            <w:top w:w="0" w:type="dxa"/>
-            <w:bottom w:w="0" w:type="dxa"/>
-          </w:tblCellMar>
-        </w:tblPrEx>
         <w:tc>
           <w:tcPr>
             <w:tcW w:w="3120" w:type="dxa"/>
@@ -10079,12 +9731,6 @@
         </w:tc>
       </w:tr>
       <w:tr>
-        <w:tblPrEx>
-          <w:tblCellMar>
-            <w:top w:w="0" w:type="dxa"/>
-            <w:bottom w:w="0" w:type="dxa"/>
-          </w:tblCellMar>
-        </w:tblPrEx>
         <w:tc>
           <w:tcPr>
             <w:tcW w:w="3120" w:type="dxa"/>
@@ -10129,12 +9775,6 @@
         </w:tc>
       </w:tr>
       <w:tr>
-        <w:tblPrEx>
-          <w:tblCellMar>
-            <w:top w:w="0" w:type="dxa"/>
-            <w:bottom w:w="0" w:type="dxa"/>
-          </w:tblCellMar>
-        </w:tblPrEx>
         <w:tc>
           <w:tcPr>
             <w:tcW w:w="3120" w:type="dxa"/>
@@ -10179,12 +9819,6 @@
         </w:tc>
       </w:tr>
       <w:tr>
-        <w:tblPrEx>
-          <w:tblCellMar>
-            <w:top w:w="0" w:type="dxa"/>
-            <w:bottom w:w="0" w:type="dxa"/>
-          </w:tblCellMar>
-        </w:tblPrEx>
         <w:tc>
           <w:tcPr>
             <w:tcW w:w="3120" w:type="dxa"/>
@@ -10229,12 +9863,6 @@
         </w:tc>
       </w:tr>
       <w:tr>
-        <w:tblPrEx>
-          <w:tblCellMar>
-            <w:top w:w="0" w:type="dxa"/>
-            <w:bottom w:w="0" w:type="dxa"/>
-          </w:tblCellMar>
-        </w:tblPrEx>
         <w:tc>
           <w:tcPr>
             <w:tcW w:w="3120" w:type="dxa"/>
@@ -10279,12 +9907,6 @@
         </w:tc>
       </w:tr>
       <w:tr>
-        <w:tblPrEx>
-          <w:tblCellMar>
-            <w:top w:w="0" w:type="dxa"/>
-            <w:bottom w:w="0" w:type="dxa"/>
-          </w:tblCellMar>
-        </w:tblPrEx>
         <w:tc>
           <w:tcPr>
             <w:tcW w:w="3120" w:type="dxa"/>
@@ -10407,12 +10029,6 @@
         <w:gridCol w:w="1872"/>
       </w:tblGrid>
       <w:tr>
-        <w:tblPrEx>
-          <w:tblCellMar>
-            <w:top w:w="0" w:type="dxa"/>
-            <w:bottom w:w="0" w:type="dxa"/>
-          </w:tblCellMar>
-        </w:tblPrEx>
         <w:trPr>
           <w:tblHeader/>
         </w:trPr>
@@ -10498,12 +10114,6 @@
         </w:tc>
       </w:tr>
       <w:tr>
-        <w:tblPrEx>
-          <w:tblCellMar>
-            <w:top w:w="0" w:type="dxa"/>
-            <w:bottom w:w="0" w:type="dxa"/>
-          </w:tblCellMar>
-        </w:tblPrEx>
         <w:tc>
           <w:tcPr>
             <w:tcW w:w="1872" w:type="dxa"/>
@@ -10576,12 +10186,6 @@
         </w:tc>
       </w:tr>
       <w:tr>
-        <w:tblPrEx>
-          <w:tblCellMar>
-            <w:top w:w="0" w:type="dxa"/>
-            <w:bottom w:w="0" w:type="dxa"/>
-          </w:tblCellMar>
-        </w:tblPrEx>
         <w:tc>
           <w:tcPr>
             <w:tcW w:w="1872" w:type="dxa"/>
@@ -10654,12 +10258,6 @@
         </w:tc>
       </w:tr>
       <w:tr>
-        <w:tblPrEx>
-          <w:tblCellMar>
-            <w:top w:w="0" w:type="dxa"/>
-            <w:bottom w:w="0" w:type="dxa"/>
-          </w:tblCellMar>
-        </w:tblPrEx>
         <w:tc>
           <w:tcPr>
             <w:tcW w:w="1872" w:type="dxa"/>
@@ -10732,12 +10330,6 @@
         </w:tc>
       </w:tr>
       <w:tr>
-        <w:tblPrEx>
-          <w:tblCellMar>
-            <w:top w:w="0" w:type="dxa"/>
-            <w:bottom w:w="0" w:type="dxa"/>
-          </w:tblCellMar>
-        </w:tblPrEx>
         <w:tc>
           <w:tcPr>
             <w:tcW w:w="1872" w:type="dxa"/>
@@ -10810,12 +10402,6 @@
         </w:tc>
       </w:tr>
       <w:tr>
-        <w:tblPrEx>
-          <w:tblCellMar>
-            <w:top w:w="0" w:type="dxa"/>
-            <w:bottom w:w="0" w:type="dxa"/>
-          </w:tblCellMar>
-        </w:tblPrEx>
         <w:tc>
           <w:tcPr>
             <w:tcW w:w="1872" w:type="dxa"/>
@@ -10888,12 +10474,6 @@
         </w:tc>
       </w:tr>
       <w:tr>
-        <w:tblPrEx>
-          <w:tblCellMar>
-            <w:top w:w="0" w:type="dxa"/>
-            <w:bottom w:w="0" w:type="dxa"/>
-          </w:tblCellMar>
-        </w:tblPrEx>
         <w:tc>
           <w:tcPr>
             <w:tcW w:w="1872" w:type="dxa"/>
@@ -11566,12 +11146,6 @@
         <w:gridCol w:w="1872"/>
       </w:tblGrid>
       <w:tr>
-        <w:tblPrEx>
-          <w:tblCellMar>
-            <w:top w:w="0" w:type="dxa"/>
-            <w:bottom w:w="0" w:type="dxa"/>
-          </w:tblCellMar>
-        </w:tblPrEx>
         <w:trPr>
           <w:tblHeader/>
         </w:trPr>
@@ -11657,12 +11231,6 @@
         </w:tc>
       </w:tr>
       <w:tr>
-        <w:tblPrEx>
-          <w:tblCellMar>
-            <w:top w:w="0" w:type="dxa"/>
-            <w:bottom w:w="0" w:type="dxa"/>
-          </w:tblCellMar>
-        </w:tblPrEx>
         <w:tc>
           <w:tcPr>
             <w:tcW w:w="1872" w:type="dxa"/>
@@ -11735,12 +11303,6 @@
         </w:tc>
       </w:tr>
       <w:tr>
-        <w:tblPrEx>
-          <w:tblCellMar>
-            <w:top w:w="0" w:type="dxa"/>
-            <w:bottom w:w="0" w:type="dxa"/>
-          </w:tblCellMar>
-        </w:tblPrEx>
         <w:tc>
           <w:tcPr>
             <w:tcW w:w="1872" w:type="dxa"/>
@@ -11813,12 +11375,6 @@
         </w:tc>
       </w:tr>
       <w:tr>
-        <w:tblPrEx>
-          <w:tblCellMar>
-            <w:top w:w="0" w:type="dxa"/>
-            <w:bottom w:w="0" w:type="dxa"/>
-          </w:tblCellMar>
-        </w:tblPrEx>
         <w:tc>
           <w:tcPr>
             <w:tcW w:w="1872" w:type="dxa"/>
@@ -11891,12 +11447,6 @@
         </w:tc>
       </w:tr>
       <w:tr>
-        <w:tblPrEx>
-          <w:tblCellMar>
-            <w:top w:w="0" w:type="dxa"/>
-            <w:bottom w:w="0" w:type="dxa"/>
-          </w:tblCellMar>
-        </w:tblPrEx>
         <w:tc>
           <w:tcPr>
             <w:tcW w:w="1872" w:type="dxa"/>
@@ -11969,12 +11519,6 @@
         </w:tc>
       </w:tr>
       <w:tr>
-        <w:tblPrEx>
-          <w:tblCellMar>
-            <w:top w:w="0" w:type="dxa"/>
-            <w:bottom w:w="0" w:type="dxa"/>
-          </w:tblCellMar>
-        </w:tblPrEx>
         <w:tc>
           <w:tcPr>
             <w:tcW w:w="1872" w:type="dxa"/>
@@ -12047,12 +11591,6 @@
         </w:tc>
       </w:tr>
       <w:tr>
-        <w:tblPrEx>
-          <w:tblCellMar>
-            <w:top w:w="0" w:type="dxa"/>
-            <w:bottom w:w="0" w:type="dxa"/>
-          </w:tblCellMar>
-        </w:tblPrEx>
         <w:tc>
           <w:tcPr>
             <w:tcW w:w="1872" w:type="dxa"/>
@@ -13664,12 +13202,6 @@
         <w:gridCol w:w="2340"/>
       </w:tblGrid>
       <w:tr>
-        <w:tblPrEx>
-          <w:tblCellMar>
-            <w:top w:w="0" w:type="dxa"/>
-            <w:bottom w:w="0" w:type="dxa"/>
-          </w:tblCellMar>
-        </w:tblPrEx>
         <w:trPr>
           <w:tblHeader/>
         </w:trPr>
@@ -13739,12 +13271,6 @@
         </w:tc>
       </w:tr>
       <w:tr>
-        <w:tblPrEx>
-          <w:tblCellMar>
-            <w:top w:w="0" w:type="dxa"/>
-            <w:bottom w:w="0" w:type="dxa"/>
-          </w:tblCellMar>
-        </w:tblPrEx>
         <w:tc>
           <w:tcPr>
             <w:tcW w:w="2340" w:type="dxa"/>
@@ -13803,12 +13329,6 @@
         </w:tc>
       </w:tr>
       <w:tr>
-        <w:tblPrEx>
-          <w:tblCellMar>
-            <w:top w:w="0" w:type="dxa"/>
-            <w:bottom w:w="0" w:type="dxa"/>
-          </w:tblCellMar>
-        </w:tblPrEx>
         <w:tc>
           <w:tcPr>
             <w:tcW w:w="2340" w:type="dxa"/>
@@ -13867,12 +13387,6 @@
         </w:tc>
       </w:tr>
       <w:tr>
-        <w:tblPrEx>
-          <w:tblCellMar>
-            <w:top w:w="0" w:type="dxa"/>
-            <w:bottom w:w="0" w:type="dxa"/>
-          </w:tblCellMar>
-        </w:tblPrEx>
         <w:tc>
           <w:tcPr>
             <w:tcW w:w="2340" w:type="dxa"/>
@@ -13931,12 +13445,6 @@
         </w:tc>
       </w:tr>
       <w:tr>
-        <w:tblPrEx>
-          <w:tblCellMar>
-            <w:top w:w="0" w:type="dxa"/>
-            <w:bottom w:w="0" w:type="dxa"/>
-          </w:tblCellMar>
-        </w:tblPrEx>
         <w:tc>
           <w:tcPr>
             <w:tcW w:w="2340" w:type="dxa"/>
@@ -14577,12 +14085,6 @@
         <w:gridCol w:w="1872"/>
       </w:tblGrid>
       <w:tr>
-        <w:tblPrEx>
-          <w:tblCellMar>
-            <w:top w:w="0" w:type="dxa"/>
-            <w:bottom w:w="0" w:type="dxa"/>
-          </w:tblCellMar>
-        </w:tblPrEx>
         <w:trPr>
           <w:tblHeader/>
         </w:trPr>
@@ -14668,12 +14170,6 @@
         </w:tc>
       </w:tr>
       <w:tr>
-        <w:tblPrEx>
-          <w:tblCellMar>
-            <w:top w:w="0" w:type="dxa"/>
-            <w:bottom w:w="0" w:type="dxa"/>
-          </w:tblCellMar>
-        </w:tblPrEx>
         <w:tc>
           <w:tcPr>
             <w:tcW w:w="1872" w:type="dxa"/>
@@ -14746,12 +14242,6 @@
         </w:tc>
       </w:tr>
       <w:tr>
-        <w:tblPrEx>
-          <w:tblCellMar>
-            <w:top w:w="0" w:type="dxa"/>
-            <w:bottom w:w="0" w:type="dxa"/>
-          </w:tblCellMar>
-        </w:tblPrEx>
         <w:tc>
           <w:tcPr>
             <w:tcW w:w="1872" w:type="dxa"/>
@@ -15140,12 +14630,6 @@
         <w:gridCol w:w="2340"/>
       </w:tblGrid>
       <w:tr>
-        <w:tblPrEx>
-          <w:tblCellMar>
-            <w:top w:w="0" w:type="dxa"/>
-            <w:bottom w:w="0" w:type="dxa"/>
-          </w:tblCellMar>
-        </w:tblPrEx>
         <w:trPr>
           <w:tblHeader/>
         </w:trPr>
@@ -15215,12 +14699,6 @@
         </w:tc>
       </w:tr>
       <w:tr>
-        <w:tblPrEx>
-          <w:tblCellMar>
-            <w:top w:w="0" w:type="dxa"/>
-            <w:bottom w:w="0" w:type="dxa"/>
-          </w:tblCellMar>
-        </w:tblPrEx>
         <w:tc>
           <w:tcPr>
             <w:tcW w:w="2340" w:type="dxa"/>
@@ -15279,12 +14757,6 @@
         </w:tc>
       </w:tr>
       <w:tr>
-        <w:tblPrEx>
-          <w:tblCellMar>
-            <w:top w:w="0" w:type="dxa"/>
-            <w:bottom w:w="0" w:type="dxa"/>
-          </w:tblCellMar>
-        </w:tblPrEx>
         <w:tc>
           <w:tcPr>
             <w:tcW w:w="2340" w:type="dxa"/>
@@ -15343,12 +14815,6 @@
         </w:tc>
       </w:tr>
       <w:tr>
-        <w:tblPrEx>
-          <w:tblCellMar>
-            <w:top w:w="0" w:type="dxa"/>
-            <w:bottom w:w="0" w:type="dxa"/>
-          </w:tblCellMar>
-        </w:tblPrEx>
         <w:tc>
           <w:tcPr>
             <w:tcW w:w="2340" w:type="dxa"/>
@@ -15407,12 +14873,6 @@
         </w:tc>
       </w:tr>
       <w:tr>
-        <w:tblPrEx>
-          <w:tblCellMar>
-            <w:top w:w="0" w:type="dxa"/>
-            <w:bottom w:w="0" w:type="dxa"/>
-          </w:tblCellMar>
-        </w:tblPrEx>
         <w:tc>
           <w:tcPr>
             <w:tcW w:w="2340" w:type="dxa"/>
@@ -15471,12 +14931,6 @@
         </w:tc>
       </w:tr>
       <w:tr>
-        <w:tblPrEx>
-          <w:tblCellMar>
-            <w:top w:w="0" w:type="dxa"/>
-            <w:bottom w:w="0" w:type="dxa"/>
-          </w:tblCellMar>
-        </w:tblPrEx>
         <w:tc>
           <w:tcPr>
             <w:tcW w:w="2340" w:type="dxa"/>
@@ -15535,12 +14989,6 @@
         </w:tc>
       </w:tr>
       <w:tr>
-        <w:tblPrEx>
-          <w:tblCellMar>
-            <w:top w:w="0" w:type="dxa"/>
-            <w:bottom w:w="0" w:type="dxa"/>
-          </w:tblCellMar>
-        </w:tblPrEx>
         <w:tc>
           <w:tcPr>
             <w:tcW w:w="2340" w:type="dxa"/>
@@ -15599,12 +15047,6 @@
         </w:tc>
       </w:tr>
       <w:tr>
-        <w:tblPrEx>
-          <w:tblCellMar>
-            <w:top w:w="0" w:type="dxa"/>
-            <w:bottom w:w="0" w:type="dxa"/>
-          </w:tblCellMar>
-        </w:tblPrEx>
         <w:tc>
           <w:tcPr>
             <w:tcW w:w="2340" w:type="dxa"/>
@@ -15664,12 +15106,6 @@
         </w:tc>
       </w:tr>
       <w:tr>
-        <w:tblPrEx>
-          <w:tblCellMar>
-            <w:top w:w="0" w:type="dxa"/>
-            <w:bottom w:w="0" w:type="dxa"/>
-          </w:tblCellMar>
-        </w:tblPrEx>
         <w:tc>
           <w:tcPr>
             <w:tcW w:w="2340" w:type="dxa"/>
@@ -15728,12 +15164,6 @@
         </w:tc>
       </w:tr>
       <w:tr>
-        <w:tblPrEx>
-          <w:tblCellMar>
-            <w:top w:w="0" w:type="dxa"/>
-            <w:bottom w:w="0" w:type="dxa"/>
-          </w:tblCellMar>
-        </w:tblPrEx>
         <w:tc>
           <w:tcPr>
             <w:tcW w:w="2340" w:type="dxa"/>
@@ -15900,12 +15330,6 @@
         <w:gridCol w:w="1872"/>
       </w:tblGrid>
       <w:tr>
-        <w:tblPrEx>
-          <w:tblCellMar>
-            <w:top w:w="0" w:type="dxa"/>
-            <w:bottom w:w="0" w:type="dxa"/>
-          </w:tblCellMar>
-        </w:tblPrEx>
         <w:trPr>
           <w:tblHeader/>
         </w:trPr>
@@ -15991,12 +15415,6 @@
         </w:tc>
       </w:tr>
       <w:tr>
-        <w:tblPrEx>
-          <w:tblCellMar>
-            <w:top w:w="0" w:type="dxa"/>
-            <w:bottom w:w="0" w:type="dxa"/>
-          </w:tblCellMar>
-        </w:tblPrEx>
         <w:tc>
           <w:tcPr>
             <w:tcW w:w="1872" w:type="dxa"/>
@@ -16069,12 +15487,6 @@
         </w:tc>
       </w:tr>
       <w:tr>
-        <w:tblPrEx>
-          <w:tblCellMar>
-            <w:top w:w="0" w:type="dxa"/>
-            <w:bottom w:w="0" w:type="dxa"/>
-          </w:tblCellMar>
-        </w:tblPrEx>
         <w:tc>
           <w:tcPr>
             <w:tcW w:w="1872" w:type="dxa"/>
@@ -16147,12 +15559,6 @@
         </w:tc>
       </w:tr>
       <w:tr>
-        <w:tblPrEx>
-          <w:tblCellMar>
-            <w:top w:w="0" w:type="dxa"/>
-            <w:bottom w:w="0" w:type="dxa"/>
-          </w:tblCellMar>
-        </w:tblPrEx>
         <w:tc>
           <w:tcPr>
             <w:tcW w:w="1872" w:type="dxa"/>
@@ -16225,12 +15631,6 @@
         </w:tc>
       </w:tr>
       <w:tr>
-        <w:tblPrEx>
-          <w:tblCellMar>
-            <w:top w:w="0" w:type="dxa"/>
-            <w:bottom w:w="0" w:type="dxa"/>
-          </w:tblCellMar>
-        </w:tblPrEx>
         <w:tc>
           <w:tcPr>
             <w:tcW w:w="1872" w:type="dxa"/>
@@ -16303,12 +15703,6 @@
         </w:tc>
       </w:tr>
       <w:tr>
-        <w:tblPrEx>
-          <w:tblCellMar>
-            <w:top w:w="0" w:type="dxa"/>
-            <w:bottom w:w="0" w:type="dxa"/>
-          </w:tblCellMar>
-        </w:tblPrEx>
         <w:tc>
           <w:tcPr>
             <w:tcW w:w="1872" w:type="dxa"/>
@@ -16381,12 +15775,6 @@
         </w:tc>
       </w:tr>
       <w:tr>
-        <w:tblPrEx>
-          <w:tblCellMar>
-            <w:top w:w="0" w:type="dxa"/>
-            <w:bottom w:w="0" w:type="dxa"/>
-          </w:tblCellMar>
-        </w:tblPrEx>
         <w:tc>
           <w:tcPr>
             <w:tcW w:w="1872" w:type="dxa"/>
@@ -16459,12 +15847,6 @@
         </w:tc>
       </w:tr>
       <w:tr>
-        <w:tblPrEx>
-          <w:tblCellMar>
-            <w:top w:w="0" w:type="dxa"/>
-            <w:bottom w:w="0" w:type="dxa"/>
-          </w:tblCellMar>
-        </w:tblPrEx>
         <w:tc>
           <w:tcPr>
             <w:tcW w:w="1872" w:type="dxa"/>
@@ -16537,12 +15919,6 @@
         </w:tc>
       </w:tr>
       <w:tr>
-        <w:tblPrEx>
-          <w:tblCellMar>
-            <w:top w:w="0" w:type="dxa"/>
-            <w:bottom w:w="0" w:type="dxa"/>
-          </w:tblCellMar>
-        </w:tblPrEx>
         <w:tc>
           <w:tcPr>
             <w:tcW w:w="1872" w:type="dxa"/>
@@ -16615,12 +15991,6 @@
         </w:tc>
       </w:tr>
       <w:tr>
-        <w:tblPrEx>
-          <w:tblCellMar>
-            <w:top w:w="0" w:type="dxa"/>
-            <w:bottom w:w="0" w:type="dxa"/>
-          </w:tblCellMar>
-        </w:tblPrEx>
         <w:tc>
           <w:tcPr>
             <w:tcW w:w="1872" w:type="dxa"/>
@@ -17273,12 +16643,6 @@
         <w:gridCol w:w="1028"/>
       </w:tblGrid>
       <w:tr>
-        <w:tblPrEx>
-          <w:tblCellMar>
-            <w:top w:w="0" w:type="dxa"/>
-            <w:bottom w:w="0" w:type="dxa"/>
-          </w:tblCellMar>
-        </w:tblPrEx>
         <w:trPr>
           <w:gridAfter w:val="4"/>
           <w:wAfter w:w="1440" w:type="dxa"/>
@@ -17350,12 +16714,6 @@
         </w:tc>
       </w:tr>
       <w:tr>
-        <w:tblPrEx>
-          <w:tblCellMar>
-            <w:top w:w="0" w:type="dxa"/>
-            <w:bottom w:w="0" w:type="dxa"/>
-          </w:tblCellMar>
-        </w:tblPrEx>
         <w:trPr>
           <w:gridAfter w:val="4"/>
           <w:wAfter w:w="1440" w:type="dxa"/>
@@ -17418,12 +16776,6 @@
         </w:tc>
       </w:tr>
       <w:tr>
-        <w:tblPrEx>
-          <w:tblCellMar>
-            <w:top w:w="0" w:type="dxa"/>
-            <w:bottom w:w="0" w:type="dxa"/>
-          </w:tblCellMar>
-        </w:tblPrEx>
         <w:trPr>
           <w:gridAfter w:val="4"/>
           <w:wAfter w:w="1440" w:type="dxa"/>
@@ -17497,12 +16849,6 @@
         </w:tc>
       </w:tr>
       <w:tr>
-        <w:tblPrEx>
-          <w:tblCellMar>
-            <w:top w:w="0" w:type="dxa"/>
-            <w:bottom w:w="0" w:type="dxa"/>
-          </w:tblCellMar>
-        </w:tblPrEx>
         <w:trPr>
           <w:gridAfter w:val="4"/>
           <w:wAfter w:w="1440" w:type="dxa"/>
@@ -17606,12 +16952,6 @@
         </w:tc>
       </w:tr>
       <w:tr>
-        <w:tblPrEx>
-          <w:tblCellMar>
-            <w:top w:w="0" w:type="dxa"/>
-            <w:bottom w:w="0" w:type="dxa"/>
-          </w:tblCellMar>
-        </w:tblPrEx>
         <w:trPr>
           <w:gridAfter w:val="4"/>
           <w:wAfter w:w="1440" w:type="dxa"/>
@@ -17686,12 +17026,6 @@
         </w:tc>
       </w:tr>
       <w:tr>
-        <w:tblPrEx>
-          <w:tblCellMar>
-            <w:top w:w="0" w:type="dxa"/>
-            <w:bottom w:w="0" w:type="dxa"/>
-          </w:tblCellMar>
-        </w:tblPrEx>
         <w:trPr>
           <w:gridAfter w:val="4"/>
           <w:wAfter w:w="1440" w:type="dxa"/>
@@ -17765,12 +17099,6 @@
         </w:tc>
       </w:tr>
       <w:tr>
-        <w:tblPrEx>
-          <w:tblCellMar>
-            <w:top w:w="0" w:type="dxa"/>
-            <w:bottom w:w="0" w:type="dxa"/>
-          </w:tblCellMar>
-        </w:tblPrEx>
         <w:trPr>
           <w:gridAfter w:val="4"/>
           <w:wAfter w:w="1440" w:type="dxa"/>
@@ -17844,12 +17172,6 @@
         </w:tc>
       </w:tr>
       <w:tr>
-        <w:tblPrEx>
-          <w:tblCellMar>
-            <w:top w:w="0" w:type="dxa"/>
-            <w:bottom w:w="0" w:type="dxa"/>
-          </w:tblCellMar>
-        </w:tblPrEx>
         <w:tc>
           <w:tcPr>
             <w:tcW w:w="2340" w:type="dxa"/>
@@ -17975,12 +17297,6 @@
         </w:tc>
       </w:tr>
       <w:tr>
-        <w:tblPrEx>
-          <w:tblCellMar>
-            <w:top w:w="0" w:type="dxa"/>
-            <w:bottom w:w="0" w:type="dxa"/>
-          </w:tblCellMar>
-        </w:tblPrEx>
         <w:trPr>
           <w:gridAfter w:val="4"/>
           <w:wAfter w:w="1440" w:type="dxa"/>
@@ -18108,12 +17424,6 @@
         <w:gridCol w:w="2340"/>
       </w:tblGrid>
       <w:tr>
-        <w:tblPrEx>
-          <w:tblCellMar>
-            <w:top w:w="0" w:type="dxa"/>
-            <w:bottom w:w="0" w:type="dxa"/>
-          </w:tblCellMar>
-        </w:tblPrEx>
         <w:trPr>
           <w:tblHeader/>
         </w:trPr>
@@ -18183,12 +17493,6 @@
         </w:tc>
       </w:tr>
       <w:tr>
-        <w:tblPrEx>
-          <w:tblCellMar>
-            <w:top w:w="0" w:type="dxa"/>
-            <w:bottom w:w="0" w:type="dxa"/>
-          </w:tblCellMar>
-        </w:tblPrEx>
         <w:tc>
           <w:tcPr>
             <w:tcW w:w="2340" w:type="dxa"/>
@@ -18247,12 +17551,6 @@
         </w:tc>
       </w:tr>
       <w:tr>
-        <w:tblPrEx>
-          <w:tblCellMar>
-            <w:top w:w="0" w:type="dxa"/>
-            <w:bottom w:w="0" w:type="dxa"/>
-          </w:tblCellMar>
-        </w:tblPrEx>
         <w:tc>
           <w:tcPr>
             <w:tcW w:w="2340" w:type="dxa"/>
@@ -18322,12 +17620,6 @@
         </w:tc>
       </w:tr>
       <w:tr>
-        <w:tblPrEx>
-          <w:tblCellMar>
-            <w:top w:w="0" w:type="dxa"/>
-            <w:bottom w:w="0" w:type="dxa"/>
-          </w:tblCellMar>
-        </w:tblPrEx>
         <w:tc>
           <w:tcPr>
             <w:tcW w:w="2340" w:type="dxa"/>
@@ -18397,12 +17689,6 @@
         </w:tc>
       </w:tr>
       <w:tr>
-        <w:tblPrEx>
-          <w:tblCellMar>
-            <w:top w:w="0" w:type="dxa"/>
-            <w:bottom w:w="0" w:type="dxa"/>
-          </w:tblCellMar>
-        </w:tblPrEx>
         <w:tc>
           <w:tcPr>
             <w:tcW w:w="2340" w:type="dxa"/>
@@ -18472,12 +17758,6 @@
         </w:tc>
       </w:tr>
       <w:tr>
-        <w:tblPrEx>
-          <w:tblCellMar>
-            <w:top w:w="0" w:type="dxa"/>
-            <w:bottom w:w="0" w:type="dxa"/>
-          </w:tblCellMar>
-        </w:tblPrEx>
         <w:tc>
           <w:tcPr>
             <w:tcW w:w="2340" w:type="dxa"/>
@@ -18623,12 +17903,6 @@
         <w:gridCol w:w="3120"/>
       </w:tblGrid>
       <w:tr>
-        <w:tblPrEx>
-          <w:tblCellMar>
-            <w:top w:w="0" w:type="dxa"/>
-            <w:bottom w:w="0" w:type="dxa"/>
-          </w:tblCellMar>
-        </w:tblPrEx>
         <w:trPr>
           <w:tblHeader/>
         </w:trPr>
@@ -18682,12 +17956,6 @@
         </w:tc>
       </w:tr>
       <w:tr>
-        <w:tblPrEx>
-          <w:tblCellMar>
-            <w:top w:w="0" w:type="dxa"/>
-            <w:bottom w:w="0" w:type="dxa"/>
-          </w:tblCellMar>
-        </w:tblPrEx>
         <w:tc>
           <w:tcPr>
             <w:tcW w:w="3120" w:type="dxa"/>
@@ -18732,12 +18000,6 @@
         </w:tc>
       </w:tr>
       <w:tr>
-        <w:tblPrEx>
-          <w:tblCellMar>
-            <w:top w:w="0" w:type="dxa"/>
-            <w:bottom w:w="0" w:type="dxa"/>
-          </w:tblCellMar>
-        </w:tblPrEx>
         <w:tc>
           <w:tcPr>
             <w:tcW w:w="3120" w:type="dxa"/>
@@ -18789,12 +18051,6 @@
         </w:tc>
       </w:tr>
       <w:tr>
-        <w:tblPrEx>
-          <w:tblCellMar>
-            <w:top w:w="0" w:type="dxa"/>
-            <w:bottom w:w="0" w:type="dxa"/>
-          </w:tblCellMar>
-        </w:tblPrEx>
         <w:tc>
           <w:tcPr>
             <w:tcW w:w="3120" w:type="dxa"/>
@@ -18846,12 +18102,6 @@
         </w:tc>
       </w:tr>
       <w:tr>
-        <w:tblPrEx>
-          <w:tblCellMar>
-            <w:top w:w="0" w:type="dxa"/>
-            <w:bottom w:w="0" w:type="dxa"/>
-          </w:tblCellMar>
-        </w:tblPrEx>
         <w:tc>
           <w:tcPr>
             <w:tcW w:w="3120" w:type="dxa"/>
@@ -18903,12 +18153,6 @@
         </w:tc>
       </w:tr>
       <w:tr>
-        <w:tblPrEx>
-          <w:tblCellMar>
-            <w:top w:w="0" w:type="dxa"/>
-            <w:bottom w:w="0" w:type="dxa"/>
-          </w:tblCellMar>
-        </w:tblPrEx>
         <w:tc>
           <w:tcPr>
             <w:tcW w:w="3120" w:type="dxa"/>
@@ -18964,12 +18208,6 @@
         </w:tc>
       </w:tr>
       <w:tr>
-        <w:tblPrEx>
-          <w:tblCellMar>
-            <w:top w:w="0" w:type="dxa"/>
-            <w:bottom w:w="0" w:type="dxa"/>
-          </w:tblCellMar>
-        </w:tblPrEx>
         <w:tc>
           <w:tcPr>
             <w:tcW w:w="3120" w:type="dxa"/>
@@ -19022,12 +18260,6 @@
         </w:tc>
       </w:tr>
       <w:tr>
-        <w:tblPrEx>
-          <w:tblCellMar>
-            <w:top w:w="0" w:type="dxa"/>
-            <w:bottom w:w="0" w:type="dxa"/>
-          </w:tblCellMar>
-        </w:tblPrEx>
         <w:tc>
           <w:tcPr>
             <w:tcW w:w="3120" w:type="dxa"/>
@@ -19079,12 +18311,6 @@
         </w:tc>
       </w:tr>
       <w:tr>
-        <w:tblPrEx>
-          <w:tblCellMar>
-            <w:top w:w="0" w:type="dxa"/>
-            <w:bottom w:w="0" w:type="dxa"/>
-          </w:tblCellMar>
-        </w:tblPrEx>
         <w:tc>
           <w:tcPr>
             <w:tcW w:w="3120" w:type="dxa"/>
@@ -19159,8 +18385,1713 @@
         <w:t xml:space="preserve">The benchmark methods' advantages — feature interaction capture (SVM kernel, RF splits, CNN), end-to-end optimization (neural networks), principled regularization (L1/L2 penalties), calibrated probability outputs (LR, GNB), built-in variance reduction (RF bagging) — represent decades of validated ML research. CDS-OVR is a purpose-built system for this specific problem structure; it succeeds where domain-specific design choices align with dataset properties, and it lacks the generalization guarantees of established frameworks. </w:t>
       </w:r>
     </w:p>
+    <w:p>
+      <w:pPr>
+        <w:pStyle w:val="Heading3"/>
+      </w:pPr>
+      <w:r>
+        <w:t>8.1 Complete Component Ablation Study</w:t>
+      </w:r>
+    </w:p>
+    <w:p>
+      <w:r>
+        <w:t>To quantify the contribution of each CDS-OVR mechanism, a complete ablation study was conducted: each component was removed one-at-a-time while all other settings remained at W11-01 defaults. All evaluations used 10-fold CV across 10 random seeds (100 fold evaluations per configuration). Statistical significance was assessed using the Wilcoxon signed-rank test (paired by seed), the appropriate nonparametric test for small paired samples where normality cannot be assumed.</w:t>
+      </w:r>
+    </w:p>
+    <w:p>
+      <w:r>
+        <w:rPr>
+          <w:b/>
+        </w:rPr>
+        <w:t>Experiment: Full Component Ablation with Statistical Significance (ablation_full.py, Parts 2–3)</w:t>
+      </w:r>
+    </w:p>
+    <w:p>
+      <w:r>
+        <w:rPr>
+          <w:b/>
+        </w:rPr>
+        <w:t xml:space="preserve">What was tested: </w:t>
+      </w:r>
+      <w:r>
+        <w:t>Six CDS-OVR mechanisms were individually disabled: (1) supervised chi-squared binning → equal-width Sturges binning, (2) correlation filtering → disabled (CORR_THRESHOLD=1.0), (3) healthy bar → disabled (HEALTHY_WEIGHT=0), (4) Fisher discriminant weighting → uniform weights (fw=1.0), (5) per-class against_scale → uniform 0.8, (6) sex branching → disabled (SEX_FEAT=-1).</w:t>
+      </w:r>
+    </w:p>
+    <w:p>
+      <w:r>
+        <w:rPr>
+          <w:b/>
+        </w:rPr>
+        <w:lastRenderedPageBreak/>
+        <w:t xml:space="preserve">Why: </w:t>
+      </w:r>
+      <w:r>
+        <w:t>To determine which mechanisms earn their complexity — i.e., which produce statistically significant accuracy improvements vs. simpler alternatives. Components that do not significantly improve accuracy may still be justified on other grounds (specificity, rare-class detection) but cannot be claimed as accuracy-improving innovations.</w:t>
+      </w:r>
+    </w:p>
+    <w:p>
+      <w:r>
+        <w:rPr>
+          <w:b/>
+        </w:rPr>
+        <w:t xml:space="preserve">Method: </w:t>
+      </w:r>
+      <w:r>
+        <w:t>For each ablation, the modified system was evaluated via 10-fold CV across 10 seeds. Per-seed accuracy was paired with the baseline, and a two-sided Wilcoxon signed-rank test was applied (n=10 paired observations). Significance threshold: α=0.05.</w:t>
+      </w:r>
+    </w:p>
+    <w:p>
+      <w:r>
+        <w:rPr>
+          <w:b/>
+        </w:rPr>
+        <w:t>Results:</w:t>
+      </w:r>
+    </w:p>
+    <w:p>
+      <w:r>
+        <w:rPr>
+          <w:b/>
+        </w:rPr>
+        <w:t xml:space="preserve">Interpretation: </w:t>
+      </w:r>
+      <w:r>
+        <w:t>Only two mechanisms produce statistically significant accuracy improvements: supervised chi-squared binning (+5.75 pp, p=0.002) and Fisher discriminant weighting (+4.52 pp, p=0.002). Four mechanisms do not reach statistical significance at α=0.05 for overall accuracy. Notably, removing the healthy bar improves overall accuracy by 0.31 pp (not significant), confirming its role is clinical (specificity) rather than accuracy-based.</w:t>
+      </w:r>
+    </w:p>
+    <w:tbl>
+      <w:tblPr>
+        <w:tblW w:w="0" w:type="auto"/>
+        <w:tblBorders>
+          <w:top w:val="single" w:sz="4" w:space="0" w:color="000000"/>
+          <w:left w:val="single" w:sz="4" w:space="0" w:color="000000"/>
+          <w:bottom w:val="single" w:sz="4" w:space="0" w:color="000000"/>
+          <w:right w:val="single" w:sz="4" w:space="0" w:color="000000"/>
+          <w:insideH w:val="single" w:sz="4" w:space="0" w:color="000000"/>
+          <w:insideV w:val="single" w:sz="4" w:space="0" w:color="000000"/>
+        </w:tblBorders>
+        <w:tblLook w:val="04A0" w:firstRow="1" w:lastRow="0" w:firstColumn="1" w:lastColumn="0" w:noHBand="0" w:noVBand="1"/>
+      </w:tblPr>
+      <w:tblGrid>
+        <w:gridCol w:w="1412"/>
+        <w:gridCol w:w="1327"/>
+        <w:gridCol w:w="1325"/>
+        <w:gridCol w:w="1319"/>
+        <w:gridCol w:w="1316"/>
+        <w:gridCol w:w="1319"/>
+        <w:gridCol w:w="1332"/>
+      </w:tblGrid>
+      <w:tr>
+        <w:tc>
+          <w:tcPr>
+            <w:tcW w:w="1337" w:type="dxa"/>
+          </w:tcPr>
+          <w:p>
+            <w:r>
+              <w:rPr>
+                <w:b/>
+              </w:rPr>
+              <w:t>Component Removed</w:t>
+            </w:r>
+          </w:p>
+        </w:tc>
+        <w:tc>
+          <w:tcPr>
+            <w:tcW w:w="1337" w:type="dxa"/>
+          </w:tcPr>
+          <w:p>
+            <w:r>
+              <w:rPr>
+                <w:b/>
+              </w:rPr>
+              <w:t>Baseline</w:t>
+            </w:r>
+          </w:p>
+        </w:tc>
+        <w:tc>
+          <w:tcPr>
+            <w:tcW w:w="1337" w:type="dxa"/>
+          </w:tcPr>
+          <w:p>
+            <w:r>
+              <w:rPr>
+                <w:b/>
+              </w:rPr>
+              <w:t>Ablated</w:t>
+            </w:r>
+          </w:p>
+        </w:tc>
+        <w:tc>
+          <w:tcPr>
+            <w:tcW w:w="1337" w:type="dxa"/>
+          </w:tcPr>
+          <w:p>
+            <w:r>
+              <w:rPr>
+                <w:b/>
+              </w:rPr>
+              <w:t>Δ pp</w:t>
+            </w:r>
+          </w:p>
+        </w:tc>
+        <w:tc>
+          <w:tcPr>
+            <w:tcW w:w="1337" w:type="dxa"/>
+          </w:tcPr>
+          <w:p>
+            <w:r>
+              <w:rPr>
+                <w:b/>
+              </w:rPr>
+              <w:t>W-stat</w:t>
+            </w:r>
+          </w:p>
+        </w:tc>
+        <w:tc>
+          <w:tcPr>
+            <w:tcW w:w="1337" w:type="dxa"/>
+          </w:tcPr>
+          <w:p>
+            <w:r>
+              <w:rPr>
+                <w:b/>
+              </w:rPr>
+              <w:t>p-value</w:t>
+            </w:r>
+          </w:p>
+        </w:tc>
+        <w:tc>
+          <w:tcPr>
+            <w:tcW w:w="1337" w:type="dxa"/>
+          </w:tcPr>
+          <w:p>
+            <w:r>
+              <w:rPr>
+                <w:b/>
+              </w:rPr>
+              <w:t>Significant (α=0.05)</w:t>
+            </w:r>
+          </w:p>
+        </w:tc>
+      </w:tr>
+      <w:tr>
+        <w:tc>
+          <w:tcPr>
+            <w:tcW w:w="1337" w:type="dxa"/>
+          </w:tcPr>
+          <w:p>
+            <w:r>
+              <w:t>Supervised binning → equal-width</w:t>
+            </w:r>
+          </w:p>
+        </w:tc>
+        <w:tc>
+          <w:tcPr>
+            <w:tcW w:w="1337" w:type="dxa"/>
+          </w:tcPr>
+          <w:p>
+            <w:r>
+              <w:t>84.66%</w:t>
+            </w:r>
+          </w:p>
+        </w:tc>
+        <w:tc>
+          <w:tcPr>
+            <w:tcW w:w="1337" w:type="dxa"/>
+          </w:tcPr>
+          <w:p>
+            <w:r>
+              <w:t>78.92%</w:t>
+            </w:r>
+          </w:p>
+        </w:tc>
+        <w:tc>
+          <w:tcPr>
+            <w:tcW w:w="1337" w:type="dxa"/>
+          </w:tcPr>
+          <w:p>
+            <w:r>
+              <w:t>+5.75</w:t>
+            </w:r>
+          </w:p>
+        </w:tc>
+        <w:tc>
+          <w:tcPr>
+            <w:tcW w:w="1337" w:type="dxa"/>
+          </w:tcPr>
+          <w:p>
+            <w:r>
+              <w:t>0.0</w:t>
+            </w:r>
+          </w:p>
+        </w:tc>
+        <w:tc>
+          <w:tcPr>
+            <w:tcW w:w="1337" w:type="dxa"/>
+          </w:tcPr>
+          <w:p>
+            <w:r>
+              <w:t>0.002</w:t>
+            </w:r>
+          </w:p>
+        </w:tc>
+        <w:tc>
+          <w:tcPr>
+            <w:tcW w:w="1337" w:type="dxa"/>
+          </w:tcPr>
+          <w:p>
+            <w:r>
+              <w:t>YES</w:t>
+            </w:r>
+          </w:p>
+        </w:tc>
+      </w:tr>
+      <w:tr>
+        <w:tc>
+          <w:tcPr>
+            <w:tcW w:w="1337" w:type="dxa"/>
+          </w:tcPr>
+          <w:p>
+            <w:r>
+              <w:t>Fisher weighting → uniform</w:t>
+            </w:r>
+          </w:p>
+        </w:tc>
+        <w:tc>
+          <w:tcPr>
+            <w:tcW w:w="1337" w:type="dxa"/>
+          </w:tcPr>
+          <w:p>
+            <w:r>
+              <w:t>84.66%</w:t>
+            </w:r>
+          </w:p>
+        </w:tc>
+        <w:tc>
+          <w:tcPr>
+            <w:tcW w:w="1337" w:type="dxa"/>
+          </w:tcPr>
+          <w:p>
+            <w:r>
+              <w:t>80.14%</w:t>
+            </w:r>
+          </w:p>
+        </w:tc>
+        <w:tc>
+          <w:tcPr>
+            <w:tcW w:w="1337" w:type="dxa"/>
+          </w:tcPr>
+          <w:p>
+            <w:r>
+              <w:t>+4.52</w:t>
+            </w:r>
+          </w:p>
+        </w:tc>
+        <w:tc>
+          <w:tcPr>
+            <w:tcW w:w="1337" w:type="dxa"/>
+          </w:tcPr>
+          <w:p>
+            <w:r>
+              <w:t>0.0</w:t>
+            </w:r>
+          </w:p>
+        </w:tc>
+        <w:tc>
+          <w:tcPr>
+            <w:tcW w:w="1337" w:type="dxa"/>
+          </w:tcPr>
+          <w:p>
+            <w:r>
+              <w:t>0.002</w:t>
+            </w:r>
+          </w:p>
+        </w:tc>
+        <w:tc>
+          <w:tcPr>
+            <w:tcW w:w="1337" w:type="dxa"/>
+          </w:tcPr>
+          <w:p>
+            <w:r>
+              <w:t>YES</w:t>
+            </w:r>
+          </w:p>
+        </w:tc>
+      </w:tr>
+      <w:tr>
+        <w:tc>
+          <w:tcPr>
+            <w:tcW w:w="1337" w:type="dxa"/>
+          </w:tcPr>
+          <w:p>
+            <w:r>
+              <w:t>Correlation filtering → disabled</w:t>
+            </w:r>
+          </w:p>
+        </w:tc>
+        <w:tc>
+          <w:tcPr>
+            <w:tcW w:w="1337" w:type="dxa"/>
+          </w:tcPr>
+          <w:p>
+            <w:r>
+              <w:t>84.66%</w:t>
+            </w:r>
+          </w:p>
+        </w:tc>
+        <w:tc>
+          <w:tcPr>
+            <w:tcW w:w="1337" w:type="dxa"/>
+          </w:tcPr>
+          <w:p>
+            <w:r>
+              <w:t>84.21%</w:t>
+            </w:r>
+          </w:p>
+        </w:tc>
+        <w:tc>
+          <w:tcPr>
+            <w:tcW w:w="1337" w:type="dxa"/>
+          </w:tcPr>
+          <w:p>
+            <w:r>
+              <w:t>+0.46</w:t>
+            </w:r>
+          </w:p>
+        </w:tc>
+        <w:tc>
+          <w:tcPr>
+            <w:tcW w:w="1337" w:type="dxa"/>
+          </w:tcPr>
+          <w:p>
+            <w:r>
+              <w:t>17.0</w:t>
+            </w:r>
+          </w:p>
+        </w:tc>
+        <w:tc>
+          <w:tcPr>
+            <w:tcW w:w="1337" w:type="dxa"/>
+          </w:tcPr>
+          <w:p>
+            <w:r>
+              <w:t>0.313</w:t>
+            </w:r>
+          </w:p>
+        </w:tc>
+        <w:tc>
+          <w:tcPr>
+            <w:tcW w:w="1337" w:type="dxa"/>
+          </w:tcPr>
+          <w:p>
+            <w:r>
+              <w:t>no</w:t>
+            </w:r>
+          </w:p>
+        </w:tc>
+      </w:tr>
+      <w:tr>
+        <w:tc>
+          <w:tcPr>
+            <w:tcW w:w="1337" w:type="dxa"/>
+          </w:tcPr>
+          <w:p>
+            <w:r>
+              <w:t>Sex branching → disabled</w:t>
+            </w:r>
+          </w:p>
+        </w:tc>
+        <w:tc>
+          <w:tcPr>
+            <w:tcW w:w="1337" w:type="dxa"/>
+          </w:tcPr>
+          <w:p>
+            <w:r>
+              <w:t>84.66%</w:t>
+            </w:r>
+          </w:p>
+        </w:tc>
+        <w:tc>
+          <w:tcPr>
+            <w:tcW w:w="1337" w:type="dxa"/>
+          </w:tcPr>
+          <w:p>
+            <w:r>
+              <w:t>84.25%</w:t>
+            </w:r>
+          </w:p>
+        </w:tc>
+        <w:tc>
+          <w:tcPr>
+            <w:tcW w:w="1337" w:type="dxa"/>
+          </w:tcPr>
+          <w:p>
+            <w:r>
+              <w:t>+0.41</w:t>
+            </w:r>
+          </w:p>
+        </w:tc>
+        <w:tc>
+          <w:tcPr>
+            <w:tcW w:w="1337" w:type="dxa"/>
+          </w:tcPr>
+          <w:p>
+            <w:r>
+              <w:t>7.0</w:t>
+            </w:r>
+          </w:p>
+        </w:tc>
+        <w:tc>
+          <w:tcPr>
+            <w:tcW w:w="1337" w:type="dxa"/>
+          </w:tcPr>
+          <w:p>
+            <w:r>
+              <w:t>0.141</w:t>
+            </w:r>
+          </w:p>
+        </w:tc>
+        <w:tc>
+          <w:tcPr>
+            <w:tcW w:w="1337" w:type="dxa"/>
+          </w:tcPr>
+          <w:p>
+            <w:r>
+              <w:t>no</w:t>
+            </w:r>
+          </w:p>
+        </w:tc>
+      </w:tr>
+      <w:tr>
+        <w:tc>
+          <w:tcPr>
+            <w:tcW w:w="1337" w:type="dxa"/>
+          </w:tcPr>
+          <w:p>
+            <w:r>
+              <w:t>against_scale → uniform 0.8</w:t>
+            </w:r>
+          </w:p>
+        </w:tc>
+        <w:tc>
+          <w:tcPr>
+            <w:tcW w:w="1337" w:type="dxa"/>
+          </w:tcPr>
+          <w:p>
+            <w:r>
+              <w:t>84.66%</w:t>
+            </w:r>
+          </w:p>
+        </w:tc>
+        <w:tc>
+          <w:tcPr>
+            <w:tcW w:w="1337" w:type="dxa"/>
+          </w:tcPr>
+          <w:p>
+            <w:r>
+              <w:t>84.59%</w:t>
+            </w:r>
+          </w:p>
+        </w:tc>
+        <w:tc>
+          <w:tcPr>
+            <w:tcW w:w="1337" w:type="dxa"/>
+          </w:tcPr>
+          <w:p>
+            <w:r>
+              <w:t>+0.07</w:t>
+            </w:r>
+          </w:p>
+        </w:tc>
+        <w:tc>
+          <w:tcPr>
+            <w:tcW w:w="1337" w:type="dxa"/>
+          </w:tcPr>
+          <w:p>
+            <w:r>
+              <w:t>19.0</w:t>
+            </w:r>
+          </w:p>
+        </w:tc>
+        <w:tc>
+          <w:tcPr>
+            <w:tcW w:w="1337" w:type="dxa"/>
+          </w:tcPr>
+          <w:p>
+            <w:r>
+              <w:t>0.734</w:t>
+            </w:r>
+          </w:p>
+        </w:tc>
+        <w:tc>
+          <w:tcPr>
+            <w:tcW w:w="1337" w:type="dxa"/>
+          </w:tcPr>
+          <w:p>
+            <w:r>
+              <w:t>no</w:t>
+            </w:r>
+          </w:p>
+        </w:tc>
+      </w:tr>
+      <w:tr>
+        <w:tc>
+          <w:tcPr>
+            <w:tcW w:w="1337" w:type="dxa"/>
+          </w:tcPr>
+          <w:p>
+            <w:r>
+              <w:t>Healthy bar → disabled</w:t>
+            </w:r>
+          </w:p>
+        </w:tc>
+        <w:tc>
+          <w:tcPr>
+            <w:tcW w:w="1337" w:type="dxa"/>
+          </w:tcPr>
+          <w:p>
+            <w:r>
+              <w:t>84.66%</w:t>
+            </w:r>
+          </w:p>
+        </w:tc>
+        <w:tc>
+          <w:tcPr>
+            <w:tcW w:w="1337" w:type="dxa"/>
+          </w:tcPr>
+          <w:p>
+            <w:r>
+              <w:t>84.98%</w:t>
+            </w:r>
+          </w:p>
+        </w:tc>
+        <w:tc>
+          <w:tcPr>
+            <w:tcW w:w="1337" w:type="dxa"/>
+          </w:tcPr>
+          <w:p>
+            <w:r>
+              <w:t>−0.31</w:t>
+            </w:r>
+          </w:p>
+        </w:tc>
+        <w:tc>
+          <w:tcPr>
+            <w:tcW w:w="1337" w:type="dxa"/>
+          </w:tcPr>
+          <w:p>
+            <w:r>
+              <w:t>6.5</w:t>
+            </w:r>
+          </w:p>
+        </w:tc>
+        <w:tc>
+          <w:tcPr>
+            <w:tcW w:w="1337" w:type="dxa"/>
+          </w:tcPr>
+          <w:p>
+            <w:r>
+              <w:t>0.133</w:t>
+            </w:r>
+          </w:p>
+        </w:tc>
+        <w:tc>
+          <w:tcPr>
+            <w:tcW w:w="1337" w:type="dxa"/>
+          </w:tcPr>
+          <w:p>
+            <w:r>
+              <w:t>no</w:t>
+            </w:r>
+          </w:p>
+        </w:tc>
+      </w:tr>
+    </w:tbl>
+    <w:p/>
+    <w:p>
+      <w:r>
+        <w:rPr>
+          <w:b/>
+        </w:rPr>
+        <w:t xml:space="preserve">1. </w:t>
+      </w:r>
+      <w:r>
+        <w:t>Supervised chi-squared binning (+5.75 pp, p=0.002): The single most impactful component. Replacing it with equal-width bins drops accuracy from 84.66% to 78.92% — every seed shows degradation (W=0). This confirms that aligning bin boundaries with class boundaries is critical for posterior quality.</w:t>
+      </w:r>
+    </w:p>
+    <w:p>
+      <w:r>
+        <w:rPr>
+          <w:b/>
+        </w:rPr>
+        <w:t xml:space="preserve">2. </w:t>
+      </w:r>
+      <w:r>
+        <w:t>Fisher discriminant weighting (+4.52 pp, p=0.002): The second most impactful component. Without Fisher weighting, all features contribute equally regardless of their discriminative power. Accuracy drops to 80.14% — again, every seed shows degradation (W=0).</w:t>
+      </w:r>
+    </w:p>
+    <w:p>
+      <w:r>
+        <w:rPr>
+          <w:b/>
+        </w:rPr>
+        <w:t xml:space="preserve">3. </w:t>
+      </w:r>
+      <w:r>
+        <w:t>Correlation filtering (+0.46 pp, p=0.313): Modest benefit, likely because the correlation filter’s main effect is ensuring feature diversity, which may matter more for specific classes than for overall accuracy.</w:t>
+      </w:r>
+    </w:p>
+    <w:p>
+      <w:r>
+        <w:rPr>
+          <w:b/>
+        </w:rPr>
+        <w:lastRenderedPageBreak/>
+        <w:t xml:space="preserve">4. </w:t>
+      </w:r>
+      <w:r>
+        <w:t>Sex branching (+0.41 pp, p=0.141): Concentrated effect on class 3 (100% male), diluted across all 8 classes. The per-class benefit is real but too localized to affect overall accuracy significantly.</w:t>
+      </w:r>
+    </w:p>
+    <w:p>
+      <w:r>
+        <w:rPr>
+          <w:b/>
+        </w:rPr>
+        <w:t xml:space="preserve">5. </w:t>
+      </w:r>
+      <w:r>
+        <w:t>against_scale (+0.07 pp, p=0.734): Negligible overall effect because rare classes represent only 8.9% of patients. The mechanism’s value is in per-class rare-class detection (+9.2 pp for class 5, +6.7 pp for class 4 — see Section 4.6) rather than overall accuracy.</w:t>
+      </w:r>
+    </w:p>
+    <w:p>
+      <w:r>
+        <w:rPr>
+          <w:b/>
+        </w:rPr>
+        <w:t xml:space="preserve">6. </w:t>
+      </w:r>
+      <w:r>
+        <w:t>Healthy bar (−0.31 pp, p=0.133): Removing the healthy bar improves overall accuracy by 0.31 pp (not significant). This is expected: the healthy bar deliberately trades overall accuracy for better specificity — it prevents false positives (21/245 = 8.6% FPR with bar vs. potentially higher without) at the cost of some true disease detections. The healthy bar’s value is in specificity, not accuracy, making it a clinically justified mechanism rather than an accuracy-improving one.</w:t>
+      </w:r>
+    </w:p>
+    <w:p>
+      <w:pPr>
+        <w:pStyle w:val="Heading3"/>
+      </w:pPr>
+      <w:r>
+        <w:t>8.2 Hyperparameter Sensitivity Analysis</w:t>
+      </w:r>
+    </w:p>
+    <w:p>
+      <w:r>
+        <w:t>To assess whether CDS-OVR’s hardcoded hyperparameters represent a fragile configuration or a robust operating point, three key parameters were swept across their plausible ranges using 10-fold CV across 10 seeds.</w:t>
+      </w:r>
+    </w:p>
+    <w:p>
+      <w:r>
+        <w:rPr>
+          <w:b/>
+        </w:rPr>
+        <w:t>Experiment: Hyperparameter Sensitivity Sweep (ablation_full.py, Part 4)</w:t>
+      </w:r>
+    </w:p>
+    <w:p>
+      <w:r>
+        <w:rPr>
+          <w:b/>
+        </w:rPr>
+        <w:t xml:space="preserve">What was tested: </w:t>
+      </w:r>
+      <w:r>
+        <w:t>Three hyperparameters were varied independently while all others were held at W11-01 defaults: (a) CORR_THRESHOLD ∈ {0.6, 0.7, 0.8, 0.9, 1.0}, (b) MAX_BINS ∈ {3, 4, 5, 6, 8, 10}, (c) FEATURES_PER_CLASS ∈ {10, 14, 18, 22, 26, 30}.</w:t>
+      </w:r>
+    </w:p>
+    <w:p>
+      <w:r>
+        <w:rPr>
+          <w:b/>
+        </w:rPr>
+        <w:t xml:space="preserve">Why: </w:t>
+      </w:r>
+      <w:r>
+        <w:t>If accuracy collapses with small parameter changes, the system is brittle and the reported accuracy may be an artifact of careful tuning. If accuracy is stable across a wide range, the system’s performance is robust and not dependent on specific hyperparameter values.</w:t>
+      </w:r>
+    </w:p>
+    <w:p>
+      <w:r>
+        <w:rPr>
+          <w:b/>
+        </w:rPr>
+        <w:t xml:space="preserve">Method: </w:t>
+      </w:r>
+      <w:r>
+        <w:t>For each parameter value, 10-fold CV was run across 10 seeds (100 fold evaluations). Mean accuracy and standard deviation were recorded.</w:t>
+      </w:r>
+    </w:p>
+    <w:p>
+      <w:r>
+        <w:rPr>
+          <w:b/>
+        </w:rPr>
+        <w:t>Results:</w:t>
+      </w:r>
+    </w:p>
+    <w:p>
+      <w:r>
+        <w:rPr>
+          <w:b/>
+        </w:rPr>
+        <w:t xml:space="preserve">Interpretation: </w:t>
+      </w:r>
+      <w:r>
+        <w:t>CDS-OVR’s accuracy is robust across plausible hyperparameter ranges. The most sensitive parameter is MAX_BINS (3.05 pp range), but even this shows a broad plateau at 5–6 bins rather than a sharp peak. CORR_THRESHOLD has 1.44 pp range with the current value at the optimum. FEATURES_PER_CLASS has zero effect, proving it is not a tuning knob. These results demonstrate that CDS-OVR’s performance is not an artifact of precise hyperparameter tuning.</w:t>
+      </w:r>
+    </w:p>
+    <w:p>
+      <w:r>
+        <w:t>CORR_THRESHOLD (correlation filter strictness):</w:t>
+      </w:r>
+    </w:p>
+    <w:tbl>
+      <w:tblPr>
+        <w:tblW w:w="0" w:type="auto"/>
+        <w:tblBorders>
+          <w:top w:val="single" w:sz="4" w:space="0" w:color="000000"/>
+          <w:left w:val="single" w:sz="4" w:space="0" w:color="000000"/>
+          <w:bottom w:val="single" w:sz="4" w:space="0" w:color="000000"/>
+          <w:right w:val="single" w:sz="4" w:space="0" w:color="000000"/>
+          <w:insideH w:val="single" w:sz="4" w:space="0" w:color="000000"/>
+          <w:insideV w:val="single" w:sz="4" w:space="0" w:color="000000"/>
+        </w:tblBorders>
+        <w:tblLook w:val="04A0" w:firstRow="1" w:lastRow="0" w:firstColumn="1" w:lastColumn="0" w:noHBand="0" w:noVBand="1"/>
+      </w:tblPr>
+      <w:tblGrid>
+        <w:gridCol w:w="2338"/>
+        <w:gridCol w:w="2338"/>
+        <w:gridCol w:w="2337"/>
+        <w:gridCol w:w="2337"/>
+      </w:tblGrid>
+      <w:tr>
+        <w:tc>
+          <w:tcPr>
+            <w:tcW w:w="2340" w:type="dxa"/>
+          </w:tcPr>
+          <w:p>
+            <w:r>
+              <w:rPr>
+                <w:b/>
+              </w:rPr>
+              <w:t>Value</w:t>
+            </w:r>
+          </w:p>
+        </w:tc>
+        <w:tc>
+          <w:tcPr>
+            <w:tcW w:w="2340" w:type="dxa"/>
+          </w:tcPr>
+          <w:p>
+            <w:r>
+              <w:rPr>
+                <w:b/>
+              </w:rPr>
+              <w:t>Mean Accuracy</w:t>
+            </w:r>
+          </w:p>
+        </w:tc>
+        <w:tc>
+          <w:tcPr>
+            <w:tcW w:w="2340" w:type="dxa"/>
+          </w:tcPr>
+          <w:p>
+            <w:r>
+              <w:rPr>
+                <w:b/>
+              </w:rPr>
+              <w:t>σ</w:t>
+            </w:r>
+          </w:p>
+        </w:tc>
+        <w:tc>
+          <w:tcPr>
+            <w:tcW w:w="2340" w:type="dxa"/>
+          </w:tcPr>
+          <w:p>
+            <w:r>
+              <w:rPr>
+                <w:b/>
+              </w:rPr>
+              <w:t>Δ from best</w:t>
+            </w:r>
+          </w:p>
+        </w:tc>
+      </w:tr>
+      <w:tr>
+        <w:tc>
+          <w:tcPr>
+            <w:tcW w:w="2340" w:type="dxa"/>
+          </w:tcPr>
+          <w:p>
+            <w:r>
+              <w:t>0.6</w:t>
+            </w:r>
+          </w:p>
+        </w:tc>
+        <w:tc>
+          <w:tcPr>
+            <w:tcW w:w="2340" w:type="dxa"/>
+          </w:tcPr>
+          <w:p>
+            <w:r>
+              <w:t>83.22%</w:t>
+            </w:r>
+          </w:p>
+        </w:tc>
+        <w:tc>
+          <w:tcPr>
+            <w:tcW w:w="2340" w:type="dxa"/>
+          </w:tcPr>
+          <w:p>
+            <w:r>
+              <w:t>1.06%</w:t>
+            </w:r>
+          </w:p>
+        </w:tc>
+        <w:tc>
+          <w:tcPr>
+            <w:tcW w:w="2340" w:type="dxa"/>
+          </w:tcPr>
+          <w:p>
+            <w:r>
+              <w:t>−1.44 pp</w:t>
+            </w:r>
+          </w:p>
+        </w:tc>
+      </w:tr>
+      <w:tr>
+        <w:tc>
+          <w:tcPr>
+            <w:tcW w:w="2340" w:type="dxa"/>
+          </w:tcPr>
+          <w:p>
+            <w:r>
+              <w:t>0.7</w:t>
+            </w:r>
+          </w:p>
+        </w:tc>
+        <w:tc>
+          <w:tcPr>
+            <w:tcW w:w="2340" w:type="dxa"/>
+          </w:tcPr>
+          <w:p>
+            <w:r>
+              <w:t>83.68%</w:t>
+            </w:r>
+          </w:p>
+        </w:tc>
+        <w:tc>
+          <w:tcPr>
+            <w:tcW w:w="2340" w:type="dxa"/>
+          </w:tcPr>
+          <w:p>
+            <w:r>
+              <w:t>1.35%</w:t>
+            </w:r>
+          </w:p>
+        </w:tc>
+        <w:tc>
+          <w:tcPr>
+            <w:tcW w:w="2340" w:type="dxa"/>
+          </w:tcPr>
+          <w:p>
+            <w:r>
+              <w:t>−0.98 pp</w:t>
+            </w:r>
+          </w:p>
+        </w:tc>
+      </w:tr>
+      <w:tr>
+        <w:tc>
+          <w:tcPr>
+            <w:tcW w:w="2340" w:type="dxa"/>
+          </w:tcPr>
+          <w:p>
+            <w:r>
+              <w:t>0.8 (current)</w:t>
+            </w:r>
+          </w:p>
+        </w:tc>
+        <w:tc>
+          <w:tcPr>
+            <w:tcW w:w="2340" w:type="dxa"/>
+          </w:tcPr>
+          <w:p>
+            <w:r>
+              <w:t>84.66%</w:t>
+            </w:r>
+          </w:p>
+        </w:tc>
+        <w:tc>
+          <w:tcPr>
+            <w:tcW w:w="2340" w:type="dxa"/>
+          </w:tcPr>
+          <w:p>
+            <w:r>
+              <w:t>0.93%</w:t>
+            </w:r>
+          </w:p>
+        </w:tc>
+        <w:tc>
+          <w:tcPr>
+            <w:tcW w:w="2340" w:type="dxa"/>
+          </w:tcPr>
+          <w:p>
+            <w:r>
+              <w:t>best</w:t>
+            </w:r>
+          </w:p>
+        </w:tc>
+      </w:tr>
+      <w:tr>
+        <w:tc>
+          <w:tcPr>
+            <w:tcW w:w="2340" w:type="dxa"/>
+          </w:tcPr>
+          <w:p>
+            <w:r>
+              <w:t>0.9</w:t>
+            </w:r>
+          </w:p>
+        </w:tc>
+        <w:tc>
+          <w:tcPr>
+            <w:tcW w:w="2340" w:type="dxa"/>
+          </w:tcPr>
+          <w:p>
+            <w:r>
+              <w:t>84.30%</w:t>
+            </w:r>
+          </w:p>
+        </w:tc>
+        <w:tc>
+          <w:tcPr>
+            <w:tcW w:w="2340" w:type="dxa"/>
+          </w:tcPr>
+          <w:p>
+            <w:r>
+              <w:t>0.97%</w:t>
+            </w:r>
+          </w:p>
+        </w:tc>
+        <w:tc>
+          <w:tcPr>
+            <w:tcW w:w="2340" w:type="dxa"/>
+          </w:tcPr>
+          <w:p>
+            <w:r>
+              <w:t>−0.36 pp</w:t>
+            </w:r>
+          </w:p>
+        </w:tc>
+      </w:tr>
+      <w:tr>
+        <w:tc>
+          <w:tcPr>
+            <w:tcW w:w="2340" w:type="dxa"/>
+          </w:tcPr>
+          <w:p>
+            <w:r>
+              <w:t>1.0</w:t>
+            </w:r>
+          </w:p>
+        </w:tc>
+        <w:tc>
+          <w:tcPr>
+            <w:tcW w:w="2340" w:type="dxa"/>
+          </w:tcPr>
+          <w:p>
+            <w:r>
+              <w:t>84.21%</w:t>
+            </w:r>
+          </w:p>
+        </w:tc>
+        <w:tc>
+          <w:tcPr>
+            <w:tcW w:w="2340" w:type="dxa"/>
+          </w:tcPr>
+          <w:p>
+            <w:r>
+              <w:t>0.96%</w:t>
+            </w:r>
+          </w:p>
+        </w:tc>
+        <w:tc>
+          <w:tcPr>
+            <w:tcW w:w="2340" w:type="dxa"/>
+          </w:tcPr>
+          <w:p>
+            <w:r>
+              <w:t>−0.45 pp</w:t>
+            </w:r>
+          </w:p>
+        </w:tc>
+      </w:tr>
+    </w:tbl>
+    <w:p/>
+    <w:p>
+      <w:r>
+        <w:t>Range: 1.44 pp. The current value (0.8) is optimal. Accuracy degrades monotonically as the threshold tightens below 0.8 (too aggressive filtering removes useful features) and slightly when loosened above 0.8 (redundant features waste model capacity). The degradation is gradual, not cliff-like.</w:t>
+      </w:r>
+    </w:p>
+    <w:p>
+      <w:r>
+        <w:lastRenderedPageBreak/>
+        <w:t>MAX_BINS (maximum supervised bins per feature):</w:t>
+      </w:r>
+    </w:p>
+    <w:tbl>
+      <w:tblPr>
+        <w:tblW w:w="0" w:type="auto"/>
+        <w:tblBorders>
+          <w:top w:val="single" w:sz="4" w:space="0" w:color="000000"/>
+          <w:left w:val="single" w:sz="4" w:space="0" w:color="000000"/>
+          <w:bottom w:val="single" w:sz="4" w:space="0" w:color="000000"/>
+          <w:right w:val="single" w:sz="4" w:space="0" w:color="000000"/>
+          <w:insideH w:val="single" w:sz="4" w:space="0" w:color="000000"/>
+          <w:insideV w:val="single" w:sz="4" w:space="0" w:color="000000"/>
+        </w:tblBorders>
+        <w:tblLook w:val="04A0" w:firstRow="1" w:lastRow="0" w:firstColumn="1" w:lastColumn="0" w:noHBand="0" w:noVBand="1"/>
+      </w:tblPr>
+      <w:tblGrid>
+        <w:gridCol w:w="2338"/>
+        <w:gridCol w:w="2338"/>
+        <w:gridCol w:w="2337"/>
+        <w:gridCol w:w="2337"/>
+      </w:tblGrid>
+      <w:tr>
+        <w:tc>
+          <w:tcPr>
+            <w:tcW w:w="2340" w:type="dxa"/>
+          </w:tcPr>
+          <w:p>
+            <w:r>
+              <w:rPr>
+                <w:b/>
+              </w:rPr>
+              <w:t>Value</w:t>
+            </w:r>
+          </w:p>
+        </w:tc>
+        <w:tc>
+          <w:tcPr>
+            <w:tcW w:w="2340" w:type="dxa"/>
+          </w:tcPr>
+          <w:p>
+            <w:r>
+              <w:rPr>
+                <w:b/>
+              </w:rPr>
+              <w:t>Mean Accuracy</w:t>
+            </w:r>
+          </w:p>
+        </w:tc>
+        <w:tc>
+          <w:tcPr>
+            <w:tcW w:w="2340" w:type="dxa"/>
+          </w:tcPr>
+          <w:p>
+            <w:r>
+              <w:rPr>
+                <w:b/>
+              </w:rPr>
+              <w:t>σ</w:t>
+            </w:r>
+          </w:p>
+        </w:tc>
+        <w:tc>
+          <w:tcPr>
+            <w:tcW w:w="2340" w:type="dxa"/>
+          </w:tcPr>
+          <w:p>
+            <w:r>
+              <w:rPr>
+                <w:b/>
+              </w:rPr>
+              <w:t>Δ from best</w:t>
+            </w:r>
+          </w:p>
+        </w:tc>
+      </w:tr>
+      <w:tr>
+        <w:tc>
+          <w:tcPr>
+            <w:tcW w:w="2340" w:type="dxa"/>
+          </w:tcPr>
+          <w:p>
+            <w:r>
+              <w:t>3</w:t>
+            </w:r>
+          </w:p>
+        </w:tc>
+        <w:tc>
+          <w:tcPr>
+            <w:tcW w:w="2340" w:type="dxa"/>
+          </w:tcPr>
+          <w:p>
+            <w:r>
+              <w:t>84.06%</w:t>
+            </w:r>
+          </w:p>
+        </w:tc>
+        <w:tc>
+          <w:tcPr>
+            <w:tcW w:w="2340" w:type="dxa"/>
+          </w:tcPr>
+          <w:p>
+            <w:r>
+              <w:t>1.01%</w:t>
+            </w:r>
+          </w:p>
+        </w:tc>
+        <w:tc>
+          <w:tcPr>
+            <w:tcW w:w="2340" w:type="dxa"/>
+          </w:tcPr>
+          <w:p>
+            <w:r>
+              <w:t>−1.11 pp</w:t>
+            </w:r>
+          </w:p>
+        </w:tc>
+      </w:tr>
+      <w:tr>
+        <w:tc>
+          <w:tcPr>
+            <w:tcW w:w="2340" w:type="dxa"/>
+          </w:tcPr>
+          <w:p>
+            <w:r>
+              <w:t>4</w:t>
+            </w:r>
+          </w:p>
+        </w:tc>
+        <w:tc>
+          <w:tcPr>
+            <w:tcW w:w="2340" w:type="dxa"/>
+          </w:tcPr>
+          <w:p>
+            <w:r>
+              <w:t>84.01%</w:t>
+            </w:r>
+          </w:p>
+        </w:tc>
+        <w:tc>
+          <w:tcPr>
+            <w:tcW w:w="2340" w:type="dxa"/>
+          </w:tcPr>
+          <w:p>
+            <w:r>
+              <w:t>1.18%</w:t>
+            </w:r>
+          </w:p>
+        </w:tc>
+        <w:tc>
+          <w:tcPr>
+            <w:tcW w:w="2340" w:type="dxa"/>
+          </w:tcPr>
+          <w:p>
+            <w:r>
+              <w:t>−1.16 pp</w:t>
+            </w:r>
+          </w:p>
+        </w:tc>
+      </w:tr>
+      <w:tr>
+        <w:tc>
+          <w:tcPr>
+            <w:tcW w:w="2340" w:type="dxa"/>
+          </w:tcPr>
+          <w:p>
+            <w:r>
+              <w:t>5</w:t>
+            </w:r>
+          </w:p>
+        </w:tc>
+        <w:tc>
+          <w:tcPr>
+            <w:tcW w:w="2340" w:type="dxa"/>
+          </w:tcPr>
+          <w:p>
+            <w:r>
+              <w:t>85.17%</w:t>
+            </w:r>
+          </w:p>
+        </w:tc>
+        <w:tc>
+          <w:tcPr>
+            <w:tcW w:w="2340" w:type="dxa"/>
+          </w:tcPr>
+          <w:p>
+            <w:r>
+              <w:t>0.37%</w:t>
+            </w:r>
+          </w:p>
+        </w:tc>
+        <w:tc>
+          <w:tcPr>
+            <w:tcW w:w="2340" w:type="dxa"/>
+          </w:tcPr>
+          <w:p>
+            <w:r>
+              <w:t>best</w:t>
+            </w:r>
+          </w:p>
+        </w:tc>
+      </w:tr>
+      <w:tr>
+        <w:tc>
+          <w:tcPr>
+            <w:tcW w:w="2340" w:type="dxa"/>
+          </w:tcPr>
+          <w:p>
+            <w:r>
+              <w:t>6 (current)</w:t>
+            </w:r>
+          </w:p>
+        </w:tc>
+        <w:tc>
+          <w:tcPr>
+            <w:tcW w:w="2340" w:type="dxa"/>
+          </w:tcPr>
+          <w:p>
+            <w:r>
+              <w:t>84.66%</w:t>
+            </w:r>
+          </w:p>
+        </w:tc>
+        <w:tc>
+          <w:tcPr>
+            <w:tcW w:w="2340" w:type="dxa"/>
+          </w:tcPr>
+          <w:p>
+            <w:r>
+              <w:t>0.93%</w:t>
+            </w:r>
+          </w:p>
+        </w:tc>
+        <w:tc>
+          <w:tcPr>
+            <w:tcW w:w="2340" w:type="dxa"/>
+          </w:tcPr>
+          <w:p>
+            <w:r>
+              <w:t>−0.51 pp</w:t>
+            </w:r>
+          </w:p>
+        </w:tc>
+      </w:tr>
+      <w:tr>
+        <w:tc>
+          <w:tcPr>
+            <w:tcW w:w="2340" w:type="dxa"/>
+          </w:tcPr>
+          <w:p>
+            <w:r>
+              <w:t>8</w:t>
+            </w:r>
+          </w:p>
+        </w:tc>
+        <w:tc>
+          <w:tcPr>
+            <w:tcW w:w="2340" w:type="dxa"/>
+          </w:tcPr>
+          <w:p>
+            <w:r>
+              <w:t>83.22%</w:t>
+            </w:r>
+          </w:p>
+        </w:tc>
+        <w:tc>
+          <w:tcPr>
+            <w:tcW w:w="2340" w:type="dxa"/>
+          </w:tcPr>
+          <w:p>
+            <w:r>
+              <w:t>0.90%</w:t>
+            </w:r>
+          </w:p>
+        </w:tc>
+        <w:tc>
+          <w:tcPr>
+            <w:tcW w:w="2340" w:type="dxa"/>
+          </w:tcPr>
+          <w:p>
+            <w:r>
+              <w:t>−1.95 pp</w:t>
+            </w:r>
+          </w:p>
+        </w:tc>
+      </w:tr>
+      <w:tr>
+        <w:tc>
+          <w:tcPr>
+            <w:tcW w:w="2340" w:type="dxa"/>
+          </w:tcPr>
+          <w:p>
+            <w:r>
+              <w:t>10</w:t>
+            </w:r>
+          </w:p>
+        </w:tc>
+        <w:tc>
+          <w:tcPr>
+            <w:tcW w:w="2340" w:type="dxa"/>
+          </w:tcPr>
+          <w:p>
+            <w:r>
+              <w:t>82.12%</w:t>
+            </w:r>
+          </w:p>
+        </w:tc>
+        <w:tc>
+          <w:tcPr>
+            <w:tcW w:w="2340" w:type="dxa"/>
+          </w:tcPr>
+          <w:p>
+            <w:r>
+              <w:t>0.75%</w:t>
+            </w:r>
+          </w:p>
+        </w:tc>
+        <w:tc>
+          <w:tcPr>
+            <w:tcW w:w="2340" w:type="dxa"/>
+          </w:tcPr>
+          <w:p>
+            <w:r>
+              <w:t>−3.05 pp</w:t>
+            </w:r>
+          </w:p>
+        </w:tc>
+      </w:tr>
+    </w:tbl>
+    <w:p/>
+    <w:p>
+      <w:r>
+        <w:t>Range: 3.05 pp. MAX_BINS=5 outperforms the current setting of 6 by +0.51 pp and has the lowest variance (σ=0.37%). Too few bins (3–4) lose discriminative resolution. Too many bins (8–10) cause overfitting — each bin has fewer patients, producing noisier posterior estimates. The sweet spot is 5–6, and the current setting of 6 is within 0.51 pp of optimal.</w:t>
+      </w:r>
+    </w:p>
+    <w:p>
+      <w:r>
+        <w:t>FEATURES_PER_CLASS (maximum retained features per class model):</w:t>
+      </w:r>
+    </w:p>
+    <w:tbl>
+      <w:tblPr>
+        <w:tblW w:w="0" w:type="auto"/>
+        <w:tblBorders>
+          <w:top w:val="single" w:sz="4" w:space="0" w:color="000000"/>
+          <w:left w:val="single" w:sz="4" w:space="0" w:color="000000"/>
+          <w:bottom w:val="single" w:sz="4" w:space="0" w:color="000000"/>
+          <w:right w:val="single" w:sz="4" w:space="0" w:color="000000"/>
+          <w:insideH w:val="single" w:sz="4" w:space="0" w:color="000000"/>
+          <w:insideV w:val="single" w:sz="4" w:space="0" w:color="000000"/>
+        </w:tblBorders>
+        <w:tblLook w:val="04A0" w:firstRow="1" w:lastRow="0" w:firstColumn="1" w:lastColumn="0" w:noHBand="0" w:noVBand="1"/>
+      </w:tblPr>
+      <w:tblGrid>
+        <w:gridCol w:w="3117"/>
+        <w:gridCol w:w="3117"/>
+        <w:gridCol w:w="3116"/>
+      </w:tblGrid>
+      <w:tr>
+        <w:tc>
+          <w:tcPr>
+            <w:tcW w:w="3120" w:type="dxa"/>
+          </w:tcPr>
+          <w:p>
+            <w:r>
+              <w:rPr>
+                <w:b/>
+              </w:rPr>
+              <w:t>Value</w:t>
+            </w:r>
+          </w:p>
+        </w:tc>
+        <w:tc>
+          <w:tcPr>
+            <w:tcW w:w="3120" w:type="dxa"/>
+          </w:tcPr>
+          <w:p>
+            <w:r>
+              <w:rPr>
+                <w:b/>
+              </w:rPr>
+              <w:t>Mean Accuracy</w:t>
+            </w:r>
+          </w:p>
+        </w:tc>
+        <w:tc>
+          <w:tcPr>
+            <w:tcW w:w="3120" w:type="dxa"/>
+          </w:tcPr>
+          <w:p>
+            <w:r>
+              <w:rPr>
+                <w:b/>
+              </w:rPr>
+              <w:t>σ</w:t>
+            </w:r>
+          </w:p>
+        </w:tc>
+      </w:tr>
+      <w:tr>
+        <w:tc>
+          <w:tcPr>
+            <w:tcW w:w="3120" w:type="dxa"/>
+          </w:tcPr>
+          <w:p>
+            <w:r>
+              <w:t>10</w:t>
+            </w:r>
+          </w:p>
+        </w:tc>
+        <w:tc>
+          <w:tcPr>
+            <w:tcW w:w="3120" w:type="dxa"/>
+          </w:tcPr>
+          <w:p>
+            <w:r>
+              <w:t>84.66%</w:t>
+            </w:r>
+          </w:p>
+        </w:tc>
+        <w:tc>
+          <w:tcPr>
+            <w:tcW w:w="3120" w:type="dxa"/>
+          </w:tcPr>
+          <w:p>
+            <w:r>
+              <w:t>0.93%</w:t>
+            </w:r>
+          </w:p>
+        </w:tc>
+      </w:tr>
+      <w:tr>
+        <w:tc>
+          <w:tcPr>
+            <w:tcW w:w="3120" w:type="dxa"/>
+          </w:tcPr>
+          <w:p>
+            <w:r>
+              <w:t>14</w:t>
+            </w:r>
+          </w:p>
+        </w:tc>
+        <w:tc>
+          <w:tcPr>
+            <w:tcW w:w="3120" w:type="dxa"/>
+          </w:tcPr>
+          <w:p>
+            <w:r>
+              <w:t>84.66%</w:t>
+            </w:r>
+          </w:p>
+        </w:tc>
+        <w:tc>
+          <w:tcPr>
+            <w:tcW w:w="3120" w:type="dxa"/>
+          </w:tcPr>
+          <w:p>
+            <w:r>
+              <w:t>0.93%</w:t>
+            </w:r>
+          </w:p>
+        </w:tc>
+      </w:tr>
+      <w:tr>
+        <w:tc>
+          <w:tcPr>
+            <w:tcW w:w="3120" w:type="dxa"/>
+          </w:tcPr>
+          <w:p>
+            <w:r>
+              <w:t>18 (current)</w:t>
+            </w:r>
+          </w:p>
+        </w:tc>
+        <w:tc>
+          <w:tcPr>
+            <w:tcW w:w="3120" w:type="dxa"/>
+          </w:tcPr>
+          <w:p>
+            <w:r>
+              <w:t>84.66%</w:t>
+            </w:r>
+          </w:p>
+        </w:tc>
+        <w:tc>
+          <w:tcPr>
+            <w:tcW w:w="3120" w:type="dxa"/>
+          </w:tcPr>
+          <w:p>
+            <w:r>
+              <w:t>0.93%</w:t>
+            </w:r>
+          </w:p>
+        </w:tc>
+      </w:tr>
+      <w:tr>
+        <w:tc>
+          <w:tcPr>
+            <w:tcW w:w="3120" w:type="dxa"/>
+          </w:tcPr>
+          <w:p>
+            <w:r>
+              <w:t>22</w:t>
+            </w:r>
+          </w:p>
+        </w:tc>
+        <w:tc>
+          <w:tcPr>
+            <w:tcW w:w="3120" w:type="dxa"/>
+          </w:tcPr>
+          <w:p>
+            <w:r>
+              <w:t>84.66%</w:t>
+            </w:r>
+          </w:p>
+        </w:tc>
+        <w:tc>
+          <w:tcPr>
+            <w:tcW w:w="3120" w:type="dxa"/>
+          </w:tcPr>
+          <w:p>
+            <w:r>
+              <w:t>0.93%</w:t>
+            </w:r>
+          </w:p>
+        </w:tc>
+      </w:tr>
+      <w:tr>
+        <w:tc>
+          <w:tcPr>
+            <w:tcW w:w="3120" w:type="dxa"/>
+          </w:tcPr>
+          <w:p>
+            <w:r>
+              <w:t>26</w:t>
+            </w:r>
+          </w:p>
+        </w:tc>
+        <w:tc>
+          <w:tcPr>
+            <w:tcW w:w="3120" w:type="dxa"/>
+          </w:tcPr>
+          <w:p>
+            <w:r>
+              <w:t>84.66%</w:t>
+            </w:r>
+          </w:p>
+        </w:tc>
+        <w:tc>
+          <w:tcPr>
+            <w:tcW w:w="3120" w:type="dxa"/>
+          </w:tcPr>
+          <w:p>
+            <w:r>
+              <w:t>0.93%</w:t>
+            </w:r>
+          </w:p>
+        </w:tc>
+      </w:tr>
+      <w:tr>
+        <w:tc>
+          <w:tcPr>
+            <w:tcW w:w="3120" w:type="dxa"/>
+          </w:tcPr>
+          <w:p>
+            <w:r>
+              <w:t>30</w:t>
+            </w:r>
+          </w:p>
+        </w:tc>
+        <w:tc>
+          <w:tcPr>
+            <w:tcW w:w="3120" w:type="dxa"/>
+          </w:tcPr>
+          <w:p>
+            <w:r>
+              <w:t>84.66%</w:t>
+            </w:r>
+          </w:p>
+        </w:tc>
+        <w:tc>
+          <w:tcPr>
+            <w:tcW w:w="3120" w:type="dxa"/>
+          </w:tcPr>
+          <w:p>
+            <w:r>
+              <w:t>0.93%</w:t>
+            </w:r>
+          </w:p>
+        </w:tc>
+      </w:tr>
+    </w:tbl>
+    <w:p/>
+    <w:p>
+      <w:r>
+        <w:t>Range: 0.00 pp. All values produce identical results. This means the correlation filter (CORR_THRESHOLD=0.8) is the actual bottleneck — it caps the effective feature count well below even FPC=10 for most class models. The FPC parameter is not a tuning-sensitive hyperparameter; it is a safety cap that never binds under current settings.</w:t>
+      </w:r>
+    </w:p>
+    <w:p>
+      <w:r>
+        <w:t>Note on MAX_BINS=5: The sweep reveals that MAX_BINS=5 achieves 85.17% (σ=0.37%), outperforming the current setting of 6 (84.66%, σ=0.93%). This suggests that 6 bins may slightly overfit for some class models. However, the current W11-01 configuration uses MAX_BINS=6, and all results throughout this document are reported with that setting. The sensitivity analysis demonstrates that a 0.51 pp improvement is available but was not exploited, providing further evidence against overfitting to the reported configuration.</w:t>
+      </w:r>
+    </w:p>
+    <w:p/>
+    <w:p>
+      <w:r>
+        <w:lastRenderedPageBreak/>
+        <w:drawing>
+          <wp:inline distT="0" distB="0" distL="0" distR="0" wp14:anchorId="61EFBB70" wp14:editId="44F6B2B8">
+            <wp:extent cx="2856865" cy="8229600"/>
+            <wp:effectExtent l="0" t="0" r="635" b="0"/>
+            <wp:docPr id="1174526628" name="Picture 1"/>
+            <wp:cNvGraphicFramePr>
+              <a:graphicFrameLocks xmlns:a="http://schemas.openxmlformats.org/drawingml/2006/main" noChangeAspect="1"/>
+            </wp:cNvGraphicFramePr>
+            <a:graphic xmlns:a="http://schemas.openxmlformats.org/drawingml/2006/main">
+              <a:graphicData uri="http://schemas.openxmlformats.org/drawingml/2006/picture">
+                <pic:pic xmlns:pic="http://schemas.openxmlformats.org/drawingml/2006/picture">
+                  <pic:nvPicPr>
+                    <pic:cNvPr id="1174526628" name=""/>
+                    <pic:cNvPicPr/>
+                  </pic:nvPicPr>
+                  <pic:blipFill>
+                    <a:blip r:embed="rId7"/>
+                    <a:stretch>
+                      <a:fillRect/>
+                    </a:stretch>
+                  </pic:blipFill>
+                  <pic:spPr>
+                    <a:xfrm>
+                      <a:off x="0" y="0"/>
+                      <a:ext cx="2856865" cy="8229600"/>
+                    </a:xfrm>
+                    <a:prstGeom prst="rect">
+                      <a:avLst/>
+                    </a:prstGeom>
+                  </pic:spPr>
+                </pic:pic>
+              </a:graphicData>
+            </a:graphic>
+          </wp:inline>
+        </w:drawing>
+      </w:r>
+    </w:p>
     <w:sectPr>
-      <w:footerReference w:type="default" r:id="rId7"/>
+      <w:footerReference w:type="default" r:id="rId8"/>
       <w:pgSz w:w="12240" w:h="15840"/>
       <w:pgMar w:top="1440" w:right="1440" w:bottom="1440" w:left="1440" w:header="708" w:footer="708" w:gutter="0"/>
       <w:cols w:space="720"/>
